--- a/Project Documents/Projekt Eredmény beta - Péter.docx
+++ b/Project Documents/Projekt Eredmény beta - Péter.docx
@@ -3722,6 +3722,7 @@
   <w:style w:type="character" w:default="1" w:styleId="DefaultParagraphFont">
     <w:name w:val="Default Paragraph Font"/>
     <w:uiPriority w:val="1"/>
+    <w:semiHidden/>
     <w:unhideWhenUsed/>
   </w:style>
   <w:style w:type="table" w:default="1" w:styleId="TableNormal">

--- a/Project Documents/Projekt Eredmény beta - Péter.docx
+++ b/Project Documents/Projekt Eredmény beta - Péter.docx
@@ -329,25 +329,57 @@
           <w:sz w:val="20"/>
           <w:szCs w:val="20"/>
         </w:rPr>
-        <w:t>Tranzakciós Rendszer és Üzleti Logika A backend üzleti logikája natívan támogatja a komplex ingatlanpiaci és haladó tőzsdei műveleteket, amelyeket strukturált JSON formátumban, csomagokba foglalva rögzít a főkönyvben. Ez a rendszer kezeli a teljes tokenizációs folyamatot, amely során az új ingatlanok részesedés alapú bevezetése történik a piacra egyedi azonosítók generálásával. Emellett teljeskörűen kiszolgálja az alapvető másodlagos piaci kereskedést, a vételi és eladási tranzakciókat, sőt, a haladó piaci mozgásokat is, mint amilyen a short pozíciók felvétele fedezetszámítással. Az ökoszisztéma stabilitását a beépített zárolási mechanizmus növeli, amely lehetővé teszi a felhasználóknak, hogy tokenjeiket meghatározott időtartamokra kössék le a platform trezorjában.</w:t>
-      </w:r>
-    </w:p>
-    <w:p>
-      <w:pPr>
-        <w:jc w:val="both"/>
-        <w:rPr>
-          <w:rFonts w:ascii="Times New Roman" w:hAnsi="Times New Roman" w:cs="Times New Roman"/>
-          <w:sz w:val="20"/>
-          <w:szCs w:val="20"/>
-        </w:rPr>
-      </w:pPr>
-      <w:r>
-        <w:rPr>
-          <w:rFonts w:ascii="Times New Roman" w:hAnsi="Times New Roman" w:cs="Times New Roman"/>
-          <w:sz w:val="20"/>
-          <w:szCs w:val="20"/>
-        </w:rPr>
-        <w:t>Technológiai Érték és Üzleti Előny Ez az architektúra tökéletes egyensúlyt teremt a teljesítmény, a költséghatékonyság és a maximális bizalom között. A modern felhasználói élményt és a másodperctört része alatti adatlekérdezéseket a villámgyors MySQL relációs modell biztosítja. Ugyanakkor a pénzügyi elszámolásokat és a tulajdonjog-váltásokat a beépített blokklánc technológia teszi megkérdőjelezhetetlenné. A megoldás banki szintű transzparenciát nyújt a befektetőknek anélkül, hogy a platformnak kiszámíthatatlan és drága tranzakciós díjakat kellene fizetnie egy harmadik fél által üzemeltetett hálózaton. Ezzel a fejlesztéssel a REX teljes és független kontrollt gyakorol a saját technológiai infrastruktúrája felett.</w:t>
+        <w:t>Tranzakciós Rendszer és Üzleti Logika</w:t>
+      </w:r>
+      <w:r>
+        <w:rPr>
+          <w:rFonts w:ascii="Times New Roman" w:hAnsi="Times New Roman" w:cs="Times New Roman"/>
+          <w:sz w:val="20"/>
+          <w:szCs w:val="20"/>
+        </w:rPr>
+        <w:t>:</w:t>
+      </w:r>
+      <w:r>
+        <w:rPr>
+          <w:rFonts w:ascii="Times New Roman" w:hAnsi="Times New Roman" w:cs="Times New Roman"/>
+          <w:sz w:val="20"/>
+          <w:szCs w:val="20"/>
+        </w:rPr>
+        <w:t xml:space="preserve"> A backend üzleti logikája natívan támogatja a komplex ingatlanpiaci és haladó tőzsdei műveleteket, amelyeket strukturált JSON formátumban, csomagokba foglalva rögzít a főkönyvben. Ez a rendszer kezeli a teljes tokenizációs folyamatot, amely során az új ingatlanok részesedés alapú bevezetése történik a piacra egyedi azonosítók generálásával. Emellett teljeskörűen kiszolgálja az alapvető másodlagos piaci kereskedést, a vételi és eladási tranzakciókat, sőt, a haladó piaci mozgásokat is, mint amilyen a short pozíciók felvétele fedezetszámítással. Az ökoszisztéma stabilitását a beépített zárolási mechanizmus növeli, amely lehetővé teszi a felhasználóknak, hogy tokenjeiket meghatározott időtartamokra kössék le a platform trezorjában.</w:t>
+      </w:r>
+    </w:p>
+    <w:p>
+      <w:pPr>
+        <w:jc w:val="both"/>
+        <w:rPr>
+          <w:rFonts w:ascii="Times New Roman" w:hAnsi="Times New Roman" w:cs="Times New Roman"/>
+          <w:sz w:val="20"/>
+          <w:szCs w:val="20"/>
+        </w:rPr>
+      </w:pPr>
+      <w:r>
+        <w:rPr>
+          <w:rFonts w:ascii="Times New Roman" w:hAnsi="Times New Roman" w:cs="Times New Roman"/>
+          <w:sz w:val="20"/>
+          <w:szCs w:val="20"/>
+        </w:rPr>
+        <w:t>Technológiai Érték és Üzleti Előny</w:t>
+      </w:r>
+      <w:r>
+        <w:rPr>
+          <w:rFonts w:ascii="Times New Roman" w:hAnsi="Times New Roman" w:cs="Times New Roman"/>
+          <w:sz w:val="20"/>
+          <w:szCs w:val="20"/>
+        </w:rPr>
+        <w:t>:</w:t>
+      </w:r>
+      <w:r>
+        <w:rPr>
+          <w:rFonts w:ascii="Times New Roman" w:hAnsi="Times New Roman" w:cs="Times New Roman"/>
+          <w:sz w:val="20"/>
+          <w:szCs w:val="20"/>
+        </w:rPr>
+        <w:t xml:space="preserve"> Ez az architektúra tökéletes egyensúlyt teremt a teljesítmény, a költséghatékonyság és a maximális bizalom között. A modern felhasználói élményt és a másodperctört része alatti adatlekérdezéseket a villámgyors MySQL relációs modell biztosítja. Ugyanakkor a pénzügyi elszámolásokat és a tulajdonjog-váltásokat a beépített blokklánc technológia teszi megkérdőjelezhetetlenné. A megoldás banki szintű transzparenciát nyújt a befektetőknek anélkül, hogy a platformnak kiszámíthatatlan és drága tranzakciós díjakat kellene fizetnie egy harmadik fél által üzemeltetett hálózaton. Ezzel a fejlesztéssel a REX teljes és független kontrollt gyakorol a saját technológiai infrastruktúrája felett.</w:t>
       </w:r>
     </w:p>
     <w:p>
@@ -408,37 +440,11 @@
         <w:jc w:val="both"/>
         <w:rPr>
           <w:rFonts w:ascii="Times New Roman" w:hAnsi="Times New Roman" w:cs="Times New Roman"/>
-          <w:sz w:val="20"/>
-          <w:szCs w:val="20"/>
-        </w:rPr>
-      </w:pPr>
-      <w:r>
-        <w:rPr>
-          <w:rFonts w:ascii="Times New Roman" w:hAnsi="Times New Roman" w:cs="Times New Roman"/>
           <w:b/>
           <w:bCs/>
           <w:sz w:val="20"/>
           <w:szCs w:val="20"/>
         </w:rPr>
-        <w:t>1. Szakasz: Fedélzetre Lépés és Hitelesítés (Onboarding &amp; KYC)</w:t>
-      </w:r>
-      <w:r>
-        <w:rPr>
-          <w:rFonts w:ascii="Times New Roman" w:hAnsi="Times New Roman" w:cs="Times New Roman"/>
-          <w:sz w:val="20"/>
-          <w:szCs w:val="20"/>
-        </w:rPr>
-        <w:t xml:space="preserve"> Minden felhasználói interakció a regisztrációval és a személyazonosság ellenőrzésével kezdődik. Az új ügyfél adatai bekerülnek a központi MySQL adatbázis felhasználói táblájába, ahol a KYC (Know Your Customer) státusza kezdetben függőben lévőként (pending) jelenik meg. Ebben a korlátozott hozzáférésű fázisban a látogató már megtekintheti a platform publikus nézeteit, de pénzügyi interakciót nem kezdeményezhet. Amint az adminisztráció vagy a külső hitelesítő szolgáltató jóváhagyja a benyújtott dokumentumokat, a fiók státusza engedélyezettre (approved) vált. A rendszer ekkor feloldja a listázási és kereskedési funkciókat, a privát blokklánc pedig felkészül az adott felhasználóhoz köthető jövőbeni tranzakciók hitelesítésére.</w:t>
-      </w:r>
-    </w:p>
-    <w:p>
-      <w:pPr>
-        <w:jc w:val="both"/>
-        <w:rPr>
-          <w:rFonts w:ascii="Times New Roman" w:hAnsi="Times New Roman" w:cs="Times New Roman"/>
-          <w:sz w:val="20"/>
-          <w:szCs w:val="20"/>
-        </w:rPr>
       </w:pPr>
       <w:r>
         <w:rPr>
@@ -448,44 +454,8 @@
           <w:sz w:val="20"/>
           <w:szCs w:val="20"/>
         </w:rPr>
-        <w:t>2. Szakasz: Az Ingatlantulajdonos Útja (Eszköz-Tokenizáció)</w:t>
-      </w:r>
-      <w:r>
-        <w:rPr>
-          <w:rFonts w:ascii="Times New Roman" w:hAnsi="Times New Roman" w:cs="Times New Roman"/>
-          <w:sz w:val="20"/>
-          <w:szCs w:val="20"/>
-        </w:rPr>
-        <w:t xml:space="preserve"> Amennyiben a felhasználó tulajdonosként egy ingatlant kíván bevezetni a piacra, az elegáns, "pergamen" hatású Ingatlan-Digitalizációs Űrlapon halad végig. A rendszer már a bevitel pillanatában szétválasztja az adatokat: a fizikai és hozammutatók a publikus piaci adatbázisba, míg a tulajdoni lapok, címek és személyes nyilatkozatok a szigorúan elzárt privát kompliance táblába kerülnek. A beküldést követően az ingatlan státusza belső ellenőrzés alá (pending_audit) kerül. Ha a jogi és fizikai átvilágítás sikeresen lezárul, az eszköz hivatalosan aktív piaci (active_market) státuszba lép. Ebben a kritikus pillanatban fut le a háttérben a blokklánc "TOKENIZE" művelete, amely a fizikai eszközt digitális részesedésekre bontja, és egyedi tőzsdei ticker azonosítót (például </w:t>
-      </w:r>
-      <w:r>
-        <w:rPr>
-          <w:rFonts w:ascii="Times New Roman" w:hAnsi="Times New Roman" w:cs="Times New Roman"/>
-          <w:i/>
-          <w:iCs/>
-          <w:sz w:val="20"/>
-          <w:szCs w:val="20"/>
-        </w:rPr>
-        <w:t>REX-BUDAPE-1</w:t>
-      </w:r>
-      <w:r>
-        <w:rPr>
-          <w:rFonts w:ascii="Times New Roman" w:hAnsi="Times New Roman" w:cs="Times New Roman"/>
-          <w:sz w:val="20"/>
-          <w:szCs w:val="20"/>
-        </w:rPr>
-        <w:t>) generál a további kereskedéshez.</w:t>
-      </w:r>
-    </w:p>
-    <w:p>
-      <w:pPr>
-        <w:jc w:val="both"/>
-        <w:rPr>
-          <w:rFonts w:ascii="Times New Roman" w:hAnsi="Times New Roman" w:cs="Times New Roman"/>
-          <w:sz w:val="20"/>
-          <w:szCs w:val="20"/>
-        </w:rPr>
-      </w:pPr>
+        <w:t xml:space="preserve">1. Szakasz: </w:t>
+      </w:r>
       <w:r>
         <w:rPr>
           <w:rFonts w:ascii="Times New Roman" w:hAnsi="Times New Roman" w:cs="Times New Roman"/>
@@ -494,26 +464,8 @@
           <w:sz w:val="20"/>
           <w:szCs w:val="20"/>
         </w:rPr>
-        <w:t>3. Szakasz: A Befektető Útja (Piaci Böngészés és Kereskedés)</w:t>
-      </w:r>
-      <w:r>
-        <w:rPr>
-          <w:rFonts w:ascii="Times New Roman" w:hAnsi="Times New Roman" w:cs="Times New Roman"/>
-          <w:sz w:val="20"/>
-          <w:szCs w:val="20"/>
-        </w:rPr>
-        <w:t xml:space="preserve"> A hitelesített befektető a sötét témájú, modern üveghatású (glassmorphism) Központi Kereskedési Terminálba érkezik, ahol egy interaktív, 3D-s forgatható földgömb és ár-súlyozott hőtérképek segítségével böngészheti a tokenizált piacokat. A befektetési döntést a Piaci Likviditás Szimulátor támogatja, ahol a felhasználó kockázatmentesen tesztelheti a tranzakciós volumenek árfolyamra és likviditási poolokra gyakorolt hatását. A platform a hagyományos, volatilitástól mentes fiat vagy USDC stabilkripto alapú elszámolást preferálja. Ezen a felületen a befektető a kiválasztott eszközre azonnali vételi (BUY), eladási (SELL), vagy akár haladó, margin-fedezetű (SHORT) műveleteket indíthat.</w:t>
-      </w:r>
-    </w:p>
-    <w:p>
-      <w:pPr>
-        <w:jc w:val="both"/>
-        <w:rPr>
-          <w:rFonts w:ascii="Times New Roman" w:hAnsi="Times New Roman" w:cs="Times New Roman"/>
-          <w:sz w:val="20"/>
-          <w:szCs w:val="20"/>
-        </w:rPr>
-      </w:pPr>
+        <w:t>Onboarding</w:t>
+      </w:r>
       <w:r>
         <w:rPr>
           <w:rFonts w:ascii="Times New Roman" w:hAnsi="Times New Roman" w:cs="Times New Roman"/>
@@ -522,56 +474,349 @@
           <w:sz w:val="20"/>
           <w:szCs w:val="20"/>
         </w:rPr>
-        <w:t>4. Szakasz: Elszámolás és Hosszútávú Elköteleződés (Vaulting)</w:t>
-      </w:r>
-      <w:r>
-        <w:rPr>
-          <w:rFonts w:ascii="Times New Roman" w:hAnsi="Times New Roman" w:cs="Times New Roman"/>
-          <w:sz w:val="20"/>
-          <w:szCs w:val="20"/>
-        </w:rPr>
-        <w:t xml:space="preserve"> A terminálon indított interakciókat a backend másodpercek alatt tranzakciós csomagokba (blokkokba) rendezi, amelyeket a platform saját fejlesztésű, Proof-of-Work elven működő privát blokklánc motorja (REX_Blockchain) dolgoz fel. A láncba JSON formátumban beírt adatok innentől kezdve megmásíthatatlanok. A felhasználó a Portfólió nézetben folyamatosan, valós időben nyomon követheti az összesített befektetéseit és szabad egyenlegét. A hosszú távú stratégia részeként a befektetőknek lehetőségük van a megszerzett részvényeik időhöz kötött zárolására is (VAULT_LOCK). Ezzel a funkcióval az eszközöket 7, 30, 180 vagy akár 365 napra is leköthetik a REX trezorjában, ami hozzájárul a rendszer egészének likviditási stabilitásához.</w:t>
-      </w:r>
-    </w:p>
-    <w:p>
-      <w:pPr>
-        <w:jc w:val="both"/>
-        <w:rPr>
-          <w:rFonts w:ascii="Times New Roman" w:hAnsi="Times New Roman" w:cs="Times New Roman"/>
-          <w:sz w:val="20"/>
-          <w:szCs w:val="20"/>
-        </w:rPr>
-      </w:pPr>
-    </w:p>
-    <w:p>
-      <w:pPr>
-        <w:jc w:val="both"/>
-        <w:rPr>
-          <w:rFonts w:ascii="Times New Roman" w:hAnsi="Times New Roman" w:cs="Times New Roman"/>
-          <w:color w:val="000000"/>
-          <w:kern w:val="0"/>
-          <w:sz w:val="20"/>
-          <w:szCs w:val="20"/>
-        </w:rPr>
-      </w:pPr>
-      <w:r>
-        <w:rPr>
-          <w:rFonts w:ascii="Times New Roman" w:hAnsi="Times New Roman" w:cs="Times New Roman"/>
-          <w:sz w:val="20"/>
-          <w:szCs w:val="20"/>
-        </w:rPr>
-        <w:br w:type="page"/>
-      </w:r>
-    </w:p>
-    <w:p>
-      <w:pPr>
-        <w:pStyle w:val="Default"/>
-        <w:jc w:val="both"/>
-        <w:rPr>
-          <w:sz w:val="20"/>
-          <w:szCs w:val="20"/>
-        </w:rPr>
-      </w:pPr>
+        <w:t>, Hitelesítés és a Piacra Lépés Előkészítése</w:t>
+      </w:r>
+    </w:p>
+    <w:p>
+      <w:pPr>
+        <w:jc w:val="both"/>
+        <w:rPr>
+          <w:rFonts w:ascii="Times New Roman" w:hAnsi="Times New Roman" w:cs="Times New Roman"/>
+          <w:sz w:val="20"/>
+          <w:szCs w:val="20"/>
+        </w:rPr>
+      </w:pPr>
+      <w:r>
+        <w:rPr>
+          <w:rFonts w:ascii="Times New Roman" w:hAnsi="Times New Roman" w:cs="Times New Roman"/>
+          <w:sz w:val="20"/>
+          <w:szCs w:val="20"/>
+        </w:rPr>
+        <w:t>Minden felhasználói interakció – függetlenül attól, hogy a felhasználó tőkét kíván felszabadítani vagy befektetni szeretne – a regisztrációval és a személyazonosság ellenőrzésével (KYC/AML) kezdődik. Az új ügyfél adatai bekerülnek a központi MySQL adatbázis felhasználói táblájába, kezdetben függőben lévő (pending) státusszal. Ebben a fázisban a rendszer még csak "read-only" hozzáférést biztosít: a látogató megtekintheti a platform sötét témájú, üveghatású (glassmorphism) Központi Kereskedési Terminálját, böngészheti a 3D-s földgömbön a tokenizált piacokat, de tranzakciót nem indíthat. Amint a külső hitelesítő szolgáltató jóváhagyja a dokumentumokat, a fiók teljes körű jogosultságot kap. Ez a lépés azért kritikus a pénzügyi modell szempontjából, mert a privát blokklánc csak ellenőrzött entitások számára teszi lehetővé a tranzakciók hitelesítését, kizárva a szintetikus piacon a rosszindulatú, fedezet nélküli manipulációt.</w:t>
+      </w:r>
+    </w:p>
+    <w:p>
+      <w:pPr>
+        <w:jc w:val="both"/>
+        <w:rPr>
+          <w:rFonts w:ascii="Times New Roman" w:hAnsi="Times New Roman" w:cs="Times New Roman"/>
+          <w:b/>
+          <w:bCs/>
+          <w:sz w:val="20"/>
+          <w:szCs w:val="20"/>
+        </w:rPr>
+      </w:pPr>
+      <w:r>
+        <w:rPr>
+          <w:rFonts w:ascii="Times New Roman" w:hAnsi="Times New Roman" w:cs="Times New Roman"/>
+          <w:b/>
+          <w:bCs/>
+          <w:sz w:val="20"/>
+          <w:szCs w:val="20"/>
+        </w:rPr>
+        <w:t>2</w:t>
+      </w:r>
+      <w:r>
+        <w:rPr>
+          <w:rFonts w:ascii="Times New Roman" w:hAnsi="Times New Roman" w:cs="Times New Roman"/>
+          <w:b/>
+          <w:bCs/>
+          <w:sz w:val="20"/>
+          <w:szCs w:val="20"/>
+        </w:rPr>
+        <w:t>. Szakasz: Az Ingatlantulajdonos Útja – Adatbevitel és Szegmentáció</w:t>
+      </w:r>
+    </w:p>
+    <w:p>
+      <w:pPr>
+        <w:jc w:val="both"/>
+        <w:rPr>
+          <w:rFonts w:ascii="Times New Roman" w:hAnsi="Times New Roman" w:cs="Times New Roman"/>
+          <w:sz w:val="20"/>
+          <w:szCs w:val="20"/>
+        </w:rPr>
+      </w:pPr>
+      <w:r>
+        <w:rPr>
+          <w:rFonts w:ascii="Times New Roman" w:hAnsi="Times New Roman" w:cs="Times New Roman"/>
+          <w:sz w:val="20"/>
+          <w:szCs w:val="20"/>
+        </w:rPr>
+        <w:t>Amennyiben a hitelesített felhasználó tulajdonosként egy ingatlan részleges tulajdonjogát (jellemzően 10-25%-át) kívánja piacra dobni, az elegáns, "pergamen" hatású Ingatlan-Digitalizációs Űrlapon kell végighaladnia. A folyamat pénzügyi és jogi szempontból is differenciált. Bizonyos adatok megadása – mint a személyes azonosítók, a hivatalos tulajdoni lapok és a jogi nyilatkozatok – szigorúan kötelező, míg más, az ingatlan minőségére és felszereltségére vonatkozó adatok megadása opcionális, de a későbbi árazás szempontjából erősen ajánlott.</w:t>
+      </w:r>
+    </w:p>
+    <w:p>
+      <w:pPr>
+        <w:jc w:val="both"/>
+        <w:rPr>
+          <w:rFonts w:ascii="Times New Roman" w:hAnsi="Times New Roman" w:cs="Times New Roman"/>
+          <w:sz w:val="20"/>
+          <w:szCs w:val="20"/>
+        </w:rPr>
+      </w:pPr>
+      <w:r>
+        <w:rPr>
+          <w:rFonts w:ascii="Times New Roman" w:hAnsi="Times New Roman" w:cs="Times New Roman"/>
+          <w:sz w:val="20"/>
+          <w:szCs w:val="20"/>
+        </w:rPr>
+        <w:t>A rendszer már a bevitel pillanatában fizikailag és logikailag is kettéválasztja az adathalmazt. A publikus felületeken (a kereskedési terminálon) csak a magas szintű, aggregált információk jelennek meg: a lokáció (például az adott kerület vagy irányítószám), az ingatlan mérete és az alapvető fizikai paraméterek. A személyes adatok, a pontos utcacím és a jogi dokumentáció viszont egy szigorúan elzárt, titkosított kompliance adatbázisba kerülnek. Ez a diszkréció elengedhetetlen feltétele annak, hogy a lakástulajdonosok hajlandóak legyenek a platformot használni, hiszen senki sem szeretné a saját otthonának pontos címét és tulajdonosi viszonyait egy nyilvános tőzsdei felületen látni.</w:t>
+      </w:r>
+    </w:p>
+    <w:p>
+      <w:pPr>
+        <w:jc w:val="both"/>
+        <w:rPr>
+          <w:rFonts w:ascii="Times New Roman" w:hAnsi="Times New Roman" w:cs="Times New Roman"/>
+          <w:b/>
+          <w:bCs/>
+          <w:sz w:val="20"/>
+          <w:szCs w:val="20"/>
+        </w:rPr>
+      </w:pPr>
+      <w:r>
+        <w:rPr>
+          <w:rFonts w:ascii="Times New Roman" w:hAnsi="Times New Roman" w:cs="Times New Roman"/>
+          <w:b/>
+          <w:bCs/>
+          <w:sz w:val="20"/>
+          <w:szCs w:val="20"/>
+        </w:rPr>
+        <w:t>3. Szakasz: Az AVM és a Tokenizáció Pénzügyi Mechanikája</w:t>
+      </w:r>
+    </w:p>
+    <w:p>
+      <w:pPr>
+        <w:jc w:val="both"/>
+        <w:rPr>
+          <w:rFonts w:ascii="Times New Roman" w:hAnsi="Times New Roman" w:cs="Times New Roman"/>
+          <w:sz w:val="20"/>
+          <w:szCs w:val="20"/>
+        </w:rPr>
+      </w:pPr>
+      <w:r>
+        <w:rPr>
+          <w:rFonts w:ascii="Times New Roman" w:hAnsi="Times New Roman" w:cs="Times New Roman"/>
+          <w:sz w:val="20"/>
+          <w:szCs w:val="20"/>
+        </w:rPr>
+        <w:t>Miután a tulajdonos beküldte az adatokat, a folyamat legkritikusabb pénzügyi motorja, az Automatizált Értékbecslő Rendszer (AVM) veszi át az irányítást. Az AVM feladata nem pusztán egy elméleti árfolyam megállapítása, hanem az egyedi, illikvid ingatlaneszköz transzformálása egy globálisan standardizált, homogén index-részvénnyé. Az algoritmus első lépésként az ingatlant a legkisebb elérhető regionális index-kosárhoz (például egy adott budapesti kerülethez) rendeli hozzá.</w:t>
+      </w:r>
+    </w:p>
+    <w:p>
+      <w:pPr>
+        <w:jc w:val="both"/>
+        <w:rPr>
+          <w:rFonts w:ascii="Times New Roman" w:hAnsi="Times New Roman" w:cs="Times New Roman"/>
+          <w:sz w:val="20"/>
+          <w:szCs w:val="20"/>
+        </w:rPr>
+      </w:pPr>
+      <w:r>
+        <w:rPr>
+          <w:rFonts w:ascii="Times New Roman" w:hAnsi="Times New Roman" w:cs="Times New Roman"/>
+          <w:sz w:val="20"/>
+          <w:szCs w:val="20"/>
+        </w:rPr>
+        <w:t>A rendszer alapelve, hogy elméletben egy REX részvény a helyi piac egy átlagos négyzetméterének értékét reprezentálja. Az árazási és kockázatkezelési modell azonban egy tudatos, kétlépcsős diszkontálási mechanizmust alkalmaz. Első körben az AVM a külső adatbázisok, a globális ingatlanpiaci API-k és a jogilag elérhető források (például műholdképek, tulajdoni dokumentumok) alapján egy minőségi prémiumot vagy diszkontot állapít meg az index átlagárához képest. (Bár ezen adatforrások pontos aggregációs logikája ezen dokumentum hatókörén kívül esik a piaci adatszolgáltatók idioszinkratikus jellege miatt, az elv matematikai pontossággal működik).</w:t>
+      </w:r>
+    </w:p>
+    <w:p>
+      <w:pPr>
+        <w:jc w:val="both"/>
+        <w:rPr>
+          <w:rFonts w:ascii="Times New Roman" w:hAnsi="Times New Roman" w:cs="Times New Roman"/>
+          <w:sz w:val="20"/>
+          <w:szCs w:val="20"/>
+        </w:rPr>
+      </w:pPr>
+      <w:r>
+        <w:rPr>
+          <w:rFonts w:ascii="Times New Roman" w:hAnsi="Times New Roman" w:cs="Times New Roman"/>
+          <w:sz w:val="20"/>
+          <w:szCs w:val="20"/>
+        </w:rPr>
+        <w:t>Második körben a rendszer – a befektetők tőkéjének védelme és a morális kockázat (moral hazard) kompenzálása érdekében – szándékosan, alapértelmezett módon alulértékeli az eszközt. Vegyünk egy konkrét példát: a tulajdonos egy teljesen átlagos, 100 négyzetméteres budapesti lakás 10%-os tulajdonrészét (ami 10 négyzetméternek felel meg) kívánja digitalizálni. Tegyük fel, hogy az adott kerületi REX index árfolyama szerint 1 négyzetméter (tehát 1 REX részvény) értéke 1000 dollár. Elméletben a tulajdonosnak 10 részvényt kellene kapnia. A minőségi vizsgálat után (mivel a lakás átlagos) az árfolyam maradna 1000 dollár, azonban a rendszer a kockázati diszkont alkalmazásával az értéket leviszi például 900 dollár/négyzetméter árra. Ennek eredményeként a tulajdonos a 10 részvény helyett csupán 9 részvényt kap kézhez a kibocsátáskor. (Ha a lakás luxus kivitelű lett volna, a minőségi prémium miatt felmehetett volna az ár 1200 dollárra, amit a kockázati diszkont 1080 dollárra húzott volna vissza, ha pedig felújítandó, az alapdiszkontot követte volna a kockázati diszkont).</w:t>
+      </w:r>
+    </w:p>
+    <w:p>
+      <w:pPr>
+        <w:jc w:val="both"/>
+        <w:rPr>
+          <w:rFonts w:ascii="Times New Roman" w:hAnsi="Times New Roman" w:cs="Times New Roman"/>
+          <w:sz w:val="20"/>
+          <w:szCs w:val="20"/>
+        </w:rPr>
+      </w:pPr>
+      <w:r>
+        <w:rPr>
+          <w:rFonts w:ascii="Times New Roman" w:hAnsi="Times New Roman" w:cs="Times New Roman"/>
+          <w:sz w:val="20"/>
+          <w:szCs w:val="20"/>
+        </w:rPr>
+        <w:lastRenderedPageBreak/>
+        <w:t>Ez az alulértékelés elsőre hátrányosnak tűnhet a tulajdonos számára, valójában azonban a rendszer zsenialitását adja: a tulajdonos semmit sem veszít. Ha elégedetlen a kapott részvénymennyiséggel, bármikor visszavásárolhatja a saját tőkéjét a piacon (erről bővebben az 5. szakaszban). A diszkont egyetlen hatása, hogy az adott pillanatban némileg kevesebb azonnali tőkét (fundingot) tud bevonni, cserébe a piac és a befektetők egy rendkívül stabil, fedezettel túlbiztosított eszközt kapnak. Miután a rendszer legenerálta (mintelte) a részvényeket, a 10%-os fizikai tulajdonrész jogilag a REX entitás kezelésébe kerül, a tulajdonos számláján pedig megjelenik a 9 darab lokális index-részvény.</w:t>
+      </w:r>
+    </w:p>
+    <w:p>
+      <w:pPr>
+        <w:jc w:val="both"/>
+        <w:rPr>
+          <w:rFonts w:ascii="Times New Roman" w:hAnsi="Times New Roman" w:cs="Times New Roman"/>
+          <w:b/>
+          <w:bCs/>
+          <w:sz w:val="20"/>
+          <w:szCs w:val="20"/>
+        </w:rPr>
+      </w:pPr>
+      <w:r>
+        <w:rPr>
+          <w:rFonts w:ascii="Times New Roman" w:hAnsi="Times New Roman" w:cs="Times New Roman"/>
+          <w:b/>
+          <w:bCs/>
+          <w:sz w:val="20"/>
+          <w:szCs w:val="20"/>
+        </w:rPr>
+        <w:t>4. Szakasz: Piacra Lépés, Likviditás és Arbitrázs</w:t>
+      </w:r>
+    </w:p>
+    <w:p>
+      <w:pPr>
+        <w:jc w:val="both"/>
+        <w:rPr>
+          <w:rFonts w:ascii="Times New Roman" w:hAnsi="Times New Roman" w:cs="Times New Roman"/>
+          <w:sz w:val="20"/>
+          <w:szCs w:val="20"/>
+        </w:rPr>
+      </w:pPr>
+      <w:r>
+        <w:rPr>
+          <w:rFonts w:ascii="Times New Roman" w:hAnsi="Times New Roman" w:cs="Times New Roman"/>
+          <w:sz w:val="20"/>
+          <w:szCs w:val="20"/>
+        </w:rPr>
+        <w:t>A kibocsátást követően a tulajdonos kezébe kerül a döntés. A kapott 9 darab részvényt azonnal eladhatja a másodlagos piacon piaci (market) vagy limitáras megbízással, azonnali készpénzhez jutva. Dönthet úgy is, hogy megtartja azokat: ezzel a lépéssel azonnal diverzifikálta a kockázatát, hiszen egyetlen, specifikus fizikai eszközhöz kötött kitettségét lecserélte az egész kerület átlagos ingatlanpiaci teljesítményét lekövető indexre. Sőt, a platform teljes átjárhatóságot biztosít, így a kapott részvényeket eladva a felszabadult tőkéből bevásárolhat egy teljesen más ország vagy város indexébe is.</w:t>
+      </w:r>
+    </w:p>
+    <w:p>
+      <w:pPr>
+        <w:jc w:val="both"/>
+        <w:rPr>
+          <w:rFonts w:ascii="Times New Roman" w:hAnsi="Times New Roman" w:cs="Times New Roman"/>
+          <w:sz w:val="20"/>
+          <w:szCs w:val="20"/>
+        </w:rPr>
+      </w:pPr>
+      <w:r>
+        <w:rPr>
+          <w:rFonts w:ascii="Times New Roman" w:hAnsi="Times New Roman" w:cs="Times New Roman"/>
+          <w:sz w:val="20"/>
+          <w:szCs w:val="20"/>
+        </w:rPr>
+        <w:t>Ezen a ponton lép be a tranzakció másik oldala: a lakossági és intézményi befektetők, valamint az arbitrázs-kereskedők. Ahogy a stressztesztelési modellek is mutatják, minél kisebb egy lokális likviditási pool, annál nehezebben nyeli el az egyösszegű, nagyobb volumenű eladásokat. Amikor a tulajdonos piacra dobja a frissen generált részvényeit, az Automata Árjegyző (AMM) görbéjén eladási nyomás keletkezik, amely lefelé hajtaná a spot árat (árfolyamcsúszás). Azonban a frissen kibocsátott részvények mögött valós, diszkontált ingatlanfedezet áll, így az 1 részvény fundamentális értéke pontosan ugyanannyi, mint a tranzakció előtt.</w:t>
+      </w:r>
+    </w:p>
+    <w:p>
+      <w:pPr>
+        <w:jc w:val="both"/>
+        <w:rPr>
+          <w:rFonts w:ascii="Times New Roman" w:hAnsi="Times New Roman" w:cs="Times New Roman"/>
+          <w:sz w:val="20"/>
+          <w:szCs w:val="20"/>
+        </w:rPr>
+      </w:pPr>
+      <w:r>
+        <w:rPr>
+          <w:rFonts w:ascii="Times New Roman" w:hAnsi="Times New Roman" w:cs="Times New Roman"/>
+          <w:sz w:val="20"/>
+          <w:szCs w:val="20"/>
+        </w:rPr>
+        <w:t>Ezt az inkonzisztenciát használják ki az arbitrázs-kereskedők, akiket a platform kimondottan ösztönöz a részvételre. A kibocsátás ténye és a megbízási adatok transzparensen követhetők a felhasználói felületen, dedikált API-kon keresztül az algoritmikus traderek számára, és visszamenőleg a privát blokklánc főkönyvében is. Az arbitrázsőrök azonnal belépnek a piacra, felvásárolják a nyomás miatt marginálisan olcsóbbá váló részvényeket, ezzel masszív ellenirányú (vételi) likviditást biztosítva. Ez a mechanizmus garantálja, hogy a tulajdonos a tőkefelszabadítás pillanatában minimális slippage mellett tudja készpénzre váltani az eszközeit, miközben a piac pillanatok alatt visszaáll a fundamentális egyensúlyi árszintre.</w:t>
+      </w:r>
+    </w:p>
+    <w:p>
+      <w:pPr>
+        <w:jc w:val="both"/>
+        <w:rPr>
+          <w:rFonts w:ascii="Times New Roman" w:hAnsi="Times New Roman" w:cs="Times New Roman"/>
+          <w:b/>
+          <w:bCs/>
+          <w:sz w:val="20"/>
+          <w:szCs w:val="20"/>
+        </w:rPr>
+      </w:pPr>
+      <w:r>
+        <w:rPr>
+          <w:rFonts w:ascii="Times New Roman" w:hAnsi="Times New Roman" w:cs="Times New Roman"/>
+          <w:b/>
+          <w:bCs/>
+          <w:sz w:val="20"/>
+          <w:szCs w:val="20"/>
+        </w:rPr>
+        <w:t>5. Szakasz: Visszavásárlási Mechanizmus és Gazdasági Ösztönzők</w:t>
+      </w:r>
+    </w:p>
+    <w:p>
+      <w:pPr>
+        <w:jc w:val="both"/>
+        <w:rPr>
+          <w:rFonts w:ascii="Times New Roman" w:hAnsi="Times New Roman" w:cs="Times New Roman"/>
+          <w:sz w:val="20"/>
+          <w:szCs w:val="20"/>
+        </w:rPr>
+      </w:pPr>
+      <w:r>
+        <w:rPr>
+          <w:rFonts w:ascii="Times New Roman" w:hAnsi="Times New Roman" w:cs="Times New Roman"/>
+          <w:sz w:val="20"/>
+          <w:szCs w:val="20"/>
+        </w:rPr>
+        <w:t>A REX platform életciklusának záró és egyben leginkább értékteremtő szakasza a tőke visszavásárlása. Amennyiben a tulajdonos bármelyik jövőbeli időpontban úgy dönt, hogy szeretné visszaszerezni a teljes, 100%-os tulajdonjogát az ingatlan felett, a folyamat rendkívül egyszerű és transzparens: pontosan annyi darab részvényt kell visszavásárolnia a mindenkori piaci (index) áron, amennyit a tokenizáció pillanatában a rendszer generált számára.</w:t>
+      </w:r>
+    </w:p>
+    <w:p>
+      <w:pPr>
+        <w:jc w:val="both"/>
+        <w:rPr>
+          <w:rFonts w:ascii="Times New Roman" w:hAnsi="Times New Roman" w:cs="Times New Roman"/>
+          <w:sz w:val="20"/>
+          <w:szCs w:val="20"/>
+        </w:rPr>
+      </w:pPr>
+      <w:r>
+        <w:rPr>
+          <w:rFonts w:ascii="Times New Roman" w:hAnsi="Times New Roman" w:cs="Times New Roman"/>
+          <w:sz w:val="20"/>
+          <w:szCs w:val="20"/>
+        </w:rPr>
+        <w:t>A korábbi példánál maradva: a tulajdonosnak nem a 10%-os elméleti részvényértéket (10 részvényt) kell kifizetnie, hanem kizárólag azt a 9 darab részvényt, amelyet a diszkontálás után megkapott. Amint megvásárolta és visszajuttatta ezt a 9 részvényt a REX rendszerébe (amelyeket a smart contract azonnal eléget, kivonva azokat a forgalomból), a platform jogilag felszabadítja a fedezetet, és a tulajdonos visszakapja a tehermentes ingatlanát.</w:t>
+      </w:r>
+    </w:p>
+    <w:p>
+      <w:pPr>
+        <w:jc w:val="both"/>
+        <w:rPr>
+          <w:rFonts w:ascii="Times New Roman" w:hAnsi="Times New Roman" w:cs="Times New Roman"/>
+          <w:sz w:val="20"/>
+          <w:szCs w:val="20"/>
+        </w:rPr>
+      </w:pPr>
+      <w:r>
+        <w:rPr>
+          <w:rFonts w:ascii="Times New Roman" w:hAnsi="Times New Roman" w:cs="Times New Roman"/>
+          <w:sz w:val="20"/>
+          <w:szCs w:val="20"/>
+        </w:rPr>
+        <w:t>Ez a struktúra többszörös előnnyel jár. Egyrészt a REX központi entitása számára az egész folyamat készpénz-semleges (cash-less), hiszen nem a cég hitelez, csupán a technológiai keretrendszert és a piacteret biztosítja. Másrészt hihetetlenül erős gazdasági ösztönzőt (incentivációt) hoz létre a tulajdonos számára a vagyonmegóvásra és az értéknövelő beruházásokra. Ha a tulajdonos eladja a 9 részvényt, és az abból származó tőkét az ingatlan felújítására fordítja, a háza valós, fizikai értéke jelentősen megnőhet (például elméleti 12 részvény értékűre). Amikor azonban vissza akarja szerezni a tulajdonjogot, a platform felé továbbra is csak a kibocsátott 9 darab részvényt kell szolgáltatnia. A felújításból származó értéktöbblet – a valós ingatlanpiaci és a tokenizált index árfolyama közötti különbözet – teljes egészében és adósságmentesen a tulajdonosnál marad. A REX modellje tehát nem csupán egy likviditási eszköz, hanem egy olyan tőkeáttétel nélküli vagyonépítő ökoszisztéma, amely egyszerre védi a makropiac stabilitását és jutalmazza a mikroszintű, tulajdonosi felelősségvállalást</w:t>
+      </w:r>
+      <w:r>
+        <w:rPr>
+          <w:rFonts w:ascii="Times New Roman" w:hAnsi="Times New Roman" w:cs="Times New Roman"/>
+          <w:sz w:val="20"/>
+          <w:szCs w:val="20"/>
+        </w:rPr>
+        <w:t>.</w:t>
+      </w:r>
     </w:p>
     <w:p>
       <w:pPr>
@@ -592,6 +837,7 @@
           <w:sz w:val="20"/>
           <w:szCs w:val="20"/>
         </w:rPr>
+        <w:lastRenderedPageBreak/>
         <w:t xml:space="preserve">Árképzési mechanizmus kiválasztása (AMM vs. Order Book) </w:t>
       </w:r>
     </w:p>
@@ -984,148 +1230,42 @@
           <w:szCs w:val="20"/>
         </w:rPr>
       </w:pPr>
-      <w:r>
-        <w:rPr>
-          <w:rFonts w:ascii="Times New Roman" w:hAnsi="Times New Roman" w:cs="Times New Roman"/>
-          <w:sz w:val="20"/>
-          <w:szCs w:val="20"/>
-        </w:rPr>
-        <w:t>A REX ökoszisztéma készpénzáramlási és tőkeallokációs modellje egy radikálisan új megközelítést alkalmaz a lakossági ingatlanpiacon, teljesen elszakadva a hitelalapú (debt-based) konstrukcióktól. A hagyományos lakáshitel-kiváltások vagy szabad felhasználású jelzáloghitelek (HELOC) esetében a tulajdonos készpénzhez jut, cserébe azonban hosszú távú, kamatkockázattal terhelt, folyamatos havi törlesztési kötelezettséget vállal, amely rontja a rendelkezésre álló havi jövedelmét. A REX ezzel szemben tisztán saját tőke (equity) alapú megoldást kínál: a tulajdonos nem hitelt vesz fel, hanem az ingatlanában lévő holt tőke egy részét – jellemzően tíz és huszonöt százalék közötti sávban – tokenizált részvények formájában értékesíti a másodlagos piacon. Ez a felső korlát kritikus fontosságú a morális kockázat (moral hazard) elkerülése végett, hiszen ha a tulajdonos túlságosan nagy hányadot adna el, megszűnne az érdekeltsége az ingatlan állagának megóvásában.</w:t>
-      </w:r>
-    </w:p>
-    <w:p>
-      <w:pPr>
-        <w:jc w:val="both"/>
-        <w:rPr>
-          <w:rFonts w:ascii="Times New Roman" w:hAnsi="Times New Roman" w:cs="Times New Roman"/>
-          <w:sz w:val="20"/>
-          <w:szCs w:val="20"/>
-        </w:rPr>
-      </w:pPr>
-    </w:p>
-    <w:p>
-      <w:pPr>
-        <w:jc w:val="both"/>
-        <w:rPr>
-          <w:rFonts w:ascii="Times New Roman" w:hAnsi="Times New Roman" w:cs="Times New Roman"/>
-          <w:sz w:val="20"/>
-          <w:szCs w:val="20"/>
-        </w:rPr>
-      </w:pPr>
-      <w:r>
-        <w:rPr>
-          <w:rFonts w:ascii="Times New Roman" w:hAnsi="Times New Roman" w:cs="Times New Roman"/>
-          <w:sz w:val="20"/>
-          <w:szCs w:val="20"/>
-        </w:rPr>
-        <w:t xml:space="preserve">A folyamat szíve az Automatizált Értékbecslő Rendszer (Automated Valuation Machine, AVM). A rendszer alapja egy globális standardizáció, ahol elméletben egy REX részvény a világ átlagos egy négyzetméternyi lakóingatlan-értékét reprezentálja. Amikor egy tulajdonos regisztrálja az ingatlanát, az AVM adatbányászati és gépi tanulási algoritmusok segítségével megvizsgálja a lokális adatokat (például egy adott kerület indexét), és az ingatlan egyedi jellemzői alapján prémiumot vagy diszkontot állapít meg. Ha egy adott régióban az átlagár négyzetméterenként </w:t>
-      </w:r>
-      <w:r>
-        <w:rPr>
-          <w:rFonts w:ascii="Times New Roman" w:hAnsi="Times New Roman" w:cs="Times New Roman"/>
-          <w:sz w:val="20"/>
-          <w:szCs w:val="20"/>
-        </w:rPr>
-        <w:t>1000</w:t>
-      </w:r>
-      <w:r>
-        <w:rPr>
-          <w:rFonts w:ascii="Times New Roman" w:hAnsi="Times New Roman" w:cs="Times New Roman"/>
-          <w:sz w:val="20"/>
-          <w:szCs w:val="20"/>
-        </w:rPr>
-        <w:t xml:space="preserve"> dollár</w:t>
-      </w:r>
-      <w:r>
-        <w:rPr>
-          <w:rFonts w:ascii="Times New Roman" w:hAnsi="Times New Roman" w:cs="Times New Roman"/>
-          <w:sz w:val="20"/>
-          <w:szCs w:val="20"/>
-        </w:rPr>
-        <w:t xml:space="preserve"> -</w:t>
-      </w:r>
-      <w:r>
-        <w:rPr>
-          <w:rFonts w:ascii="Times New Roman" w:hAnsi="Times New Roman" w:cs="Times New Roman"/>
-          <w:sz w:val="20"/>
-          <w:szCs w:val="20"/>
-        </w:rPr>
-        <w:t xml:space="preserve"> amely </w:t>
-      </w:r>
-      <w:r>
-        <w:rPr>
-          <w:rFonts w:ascii="Times New Roman" w:hAnsi="Times New Roman" w:cs="Times New Roman"/>
-          <w:sz w:val="20"/>
-          <w:szCs w:val="20"/>
-        </w:rPr>
-        <w:t xml:space="preserve">így </w:t>
-      </w:r>
-      <w:r>
-        <w:rPr>
-          <w:rFonts w:ascii="Times New Roman" w:hAnsi="Times New Roman" w:cs="Times New Roman"/>
-          <w:sz w:val="20"/>
-          <w:szCs w:val="20"/>
-        </w:rPr>
-        <w:t>pont egy REX részvény</w:t>
-      </w:r>
-      <w:r>
-        <w:rPr>
-          <w:rFonts w:ascii="Times New Roman" w:hAnsi="Times New Roman" w:cs="Times New Roman"/>
-          <w:sz w:val="20"/>
-          <w:szCs w:val="20"/>
-        </w:rPr>
-        <w:t xml:space="preserve"> árának</w:t>
-      </w:r>
-      <w:r>
-        <w:rPr>
-          <w:rFonts w:ascii="Times New Roman" w:hAnsi="Times New Roman" w:cs="Times New Roman"/>
-          <w:sz w:val="20"/>
-          <w:szCs w:val="20"/>
-        </w:rPr>
-        <w:t xml:space="preserve"> felel meg</w:t>
-      </w:r>
-      <w:r>
-        <w:rPr>
-          <w:rFonts w:ascii="Times New Roman" w:hAnsi="Times New Roman" w:cs="Times New Roman"/>
-          <w:sz w:val="20"/>
-          <w:szCs w:val="20"/>
-        </w:rPr>
-        <w:t xml:space="preserve"> -</w:t>
-      </w:r>
-      <w:r>
-        <w:rPr>
-          <w:rFonts w:ascii="Times New Roman" w:hAnsi="Times New Roman" w:cs="Times New Roman"/>
-          <w:sz w:val="20"/>
-          <w:szCs w:val="20"/>
-        </w:rPr>
-        <w:t xml:space="preserve">, de az adott ingatlan luxus kivitelezésű, a rendszer </w:t>
-      </w:r>
-      <w:r>
-        <w:rPr>
-          <w:rFonts w:ascii="Times New Roman" w:hAnsi="Times New Roman" w:cs="Times New Roman"/>
-          <w:sz w:val="20"/>
-          <w:szCs w:val="20"/>
-        </w:rPr>
-        <w:t>1300</w:t>
-      </w:r>
-      <w:r>
-        <w:rPr>
-          <w:rFonts w:ascii="Times New Roman" w:hAnsi="Times New Roman" w:cs="Times New Roman"/>
-          <w:sz w:val="20"/>
-          <w:szCs w:val="20"/>
-        </w:rPr>
-        <w:t xml:space="preserve"> dollárra értékelheti a négyzetméterét. Ebben az esetben a tulajdonos minden felkínált négyzetméter után 1.3 REX részvényt kap. Ez a diszkontálási és prémiumképzési eljárás biztosítja, hogy a másodlagos piacon forgó REX részvények teljesen homogének maradjanak, függetlenül attól, hogy eredetileg egy budapesti panelből vagy egy londoni luxuslakásból származnak, ami elengedhetetlen a globális likviditási poolok működéséhez.</w:t>
-      </w:r>
-    </w:p>
-    <w:p>
-      <w:pPr>
-        <w:jc w:val="both"/>
-        <w:rPr>
-          <w:rFonts w:ascii="Times New Roman" w:hAnsi="Times New Roman" w:cs="Times New Roman"/>
-          <w:sz w:val="20"/>
-          <w:szCs w:val="20"/>
-        </w:rPr>
-      </w:pPr>
+    </w:p>
+    <w:p>
+      <w:pPr>
+        <w:jc w:val="both"/>
+        <w:rPr>
+          <w:rFonts w:ascii="Times New Roman" w:hAnsi="Times New Roman" w:cs="Times New Roman"/>
+          <w:sz w:val="20"/>
+          <w:szCs w:val="20"/>
+        </w:rPr>
+      </w:pPr>
+      <w:r>
+        <w:rPr>
+          <w:rFonts w:ascii="Times New Roman" w:hAnsi="Times New Roman" w:cs="Times New Roman"/>
+          <w:sz w:val="20"/>
+          <w:szCs w:val="20"/>
+        </w:rPr>
+        <w:t xml:space="preserve"> REX ökoszisztéma készpénzáramlási és tőkeallokációs modellje egy radikálisan új megközelítést alkalmaz a lakossági ingatlanpiacon, teljesen elszakadva a hitelalapú (debt-based) konstrukcióktól. A hagyományos lakáshitel-kiváltások vagy szabad felhasználású jelzáloghitelek (HELOC) esetében a tulajdonos készpénzhez jut, cserébe azonban hosszú távú, kamatkockázattal terhelt, folyamatos havi törlesztési kötelezettséget vállal, amely rontja a rendelkezésre álló havi jövedelmét. A REX ezzel szemben tisztán saját tőke (equity) alapú megoldást kínál: a tulajdonos nem hitelt vesz fel, hanem az ingatlanában lévő holt tőke egy részét – jellemzően tíz és huszonöt százalék közötti sávban – tokenizált részvények formájában értékesíti a másodlagos piacon. Ez a felső korlát kritikus fontosságú a morális kockázat (moral hazard) elkerülése végett, hiszen ha a tulajdonos túlságosan nagy hányadot adna el, megszűnne az érdekeltsége az ingatlan állagának megóvásában.</w:t>
+      </w:r>
+    </w:p>
+    <w:p>
+      <w:pPr>
+        <w:jc w:val="both"/>
+        <w:rPr>
+          <w:rFonts w:ascii="Times New Roman" w:hAnsi="Times New Roman" w:cs="Times New Roman"/>
+          <w:sz w:val="20"/>
+          <w:szCs w:val="20"/>
+        </w:rPr>
+      </w:pPr>
+      <w:r>
+        <w:rPr>
+          <w:rFonts w:ascii="Times New Roman" w:hAnsi="Times New Roman" w:cs="Times New Roman"/>
+          <w:sz w:val="20"/>
+          <w:szCs w:val="20"/>
+        </w:rPr>
+        <w:t>A rendszer alapja egy globális standardizáció, ahol elméletben egy REX részvény a világ átlagos egy négyzetméternyi lakóingatlan-értékét reprezentálja. Amikor egy tulajdonos regisztrálja az ingatlanát, az AVM adatbányászati és gépi tanulási algoritmusok segítségével megvizsgálja a lokális adatokat (például egy adott kerület indexét), és az ingatlan egyedi jellemzői alapján prémiumot vagy diszkontot állapít meg.</w:t>
+      </w:r>
     </w:p>
     <w:p>
       <w:pPr>
@@ -1180,6 +1320,16 @@
     </w:p>
     <w:p>
       <w:pPr>
+        <w:pStyle w:val="Default"/>
+        <w:jc w:val="both"/>
+        <w:rPr>
+          <w:sz w:val="20"/>
+          <w:szCs w:val="20"/>
+        </w:rPr>
+      </w:pPr>
+    </w:p>
+    <w:p>
+      <w:pPr>
         <w:jc w:val="both"/>
         <w:rPr>
           <w:rFonts w:ascii="Times New Roman" w:hAnsi="Times New Roman" w:cs="Times New Roman"/>
@@ -1368,13 +1518,2322 @@
           <w:szCs w:val="20"/>
         </w:rPr>
       </w:pPr>
-      <w:r>
-        <w:rPr>
-          <w:rFonts w:ascii="Times New Roman" w:hAnsi="Times New Roman" w:cs="Times New Roman"/>
-          <w:sz w:val="20"/>
-          <w:szCs w:val="20"/>
-        </w:rPr>
-        <w:t>A dinamikus, volumengenerált díjak jelentős bizalmatlanságot és tervezhetetlenséget szülnek egy olyan környezetben, ahol a lakástulajdonosok a legértékesebb vagyontárgyukat vonják be fedezetként, a befektetők pedig precíziós, lokális kitettséget keresnek. Ennek kiküszöbölésére és a platform egyedülálló szintetikus értékajánlatának monetizálására a REX egy szigorúan fixált, tranzakció-alapú architektúrát alkalmaz, amely tudatosan magasabb belépési és kilépési pontokat határoz meg, cserébe viszont teljes mértékben eliminálja a hagyományos pénzügyi rendszerek leginkább értékromboló elemeit: az éveszköz-arányos (AUM) alapkezelési díjakat, a teljesítményarányos sikerdíjakat és a kamatos kamat elvén felhalmozódó adósságszolgálatot. A REX portfólió tartása a befektetők és a tőkefelszabadító tulajdonosok számára egyaránt költségmentes, a rendszer működését az eszközéletciklushoz kötött rögzített levonások biztosítják.</w:t>
+    </w:p>
+    <w:p>
+      <w:pPr>
+        <w:jc w:val="both"/>
+        <w:rPr>
+          <w:rFonts w:ascii="Times New Roman" w:hAnsi="Times New Roman" w:cs="Times New Roman"/>
+          <w:sz w:val="20"/>
+          <w:szCs w:val="20"/>
+        </w:rPr>
+      </w:pPr>
+      <w:r>
+        <w:rPr>
+          <w:rFonts w:ascii="Times New Roman" w:hAnsi="Times New Roman" w:cs="Times New Roman"/>
+          <w:sz w:val="20"/>
+          <w:szCs w:val="20"/>
+        </w:rPr>
+        <w:t>Elsőkörben a díjszabás vizsgálatakor a versenyképesség melletti profitabilitás lehetőségét kell megvizsgálnunk. Legelőször a létező tertmékek díjait vizsgáljuk, majd ezeket a díjakat igazítjuk a szolgáltatás nyújtotta megoldások értékéhez.</w:t>
+      </w:r>
+    </w:p>
+    <w:p>
+      <w:pPr>
+        <w:jc w:val="both"/>
+        <w:rPr>
+          <w:rFonts w:ascii="Times New Roman" w:hAnsi="Times New Roman" w:cs="Times New Roman"/>
+          <w:b/>
+          <w:bCs/>
+          <w:sz w:val="20"/>
+          <w:szCs w:val="20"/>
+        </w:rPr>
+      </w:pPr>
+      <w:r>
+        <w:rPr>
+          <w:rFonts w:ascii="Times New Roman" w:hAnsi="Times New Roman" w:cs="Times New Roman"/>
+          <w:b/>
+          <w:bCs/>
+          <w:sz w:val="20"/>
+          <w:szCs w:val="20"/>
+        </w:rPr>
+        <w:t>Globális és hazai lakóingatlan-befektetési eszközök</w:t>
+      </w:r>
+    </w:p>
+    <w:tbl>
+      <w:tblPr>
+        <w:tblW w:w="0" w:type="auto"/>
+        <w:tblCellSpacing w:w="15" w:type="dxa"/>
+        <w:tblCellMar>
+          <w:top w:w="15" w:type="dxa"/>
+          <w:left w:w="15" w:type="dxa"/>
+          <w:bottom w:w="15" w:type="dxa"/>
+          <w:right w:w="15" w:type="dxa"/>
+        </w:tblCellMar>
+        <w:tblLook w:val="04A0" w:firstRow="1" w:lastRow="0" w:firstColumn="1" w:lastColumn="0" w:noHBand="0" w:noVBand="1"/>
+      </w:tblPr>
+      <w:tblGrid>
+        <w:gridCol w:w="1956"/>
+        <w:gridCol w:w="848"/>
+        <w:gridCol w:w="2116"/>
+        <w:gridCol w:w="1298"/>
+        <w:gridCol w:w="1266"/>
+        <w:gridCol w:w="1572"/>
+      </w:tblGrid>
+      <w:tr>
+        <w:trPr>
+          <w:tblHeader/>
+          <w:tblCellSpacing w:w="15" w:type="dxa"/>
+        </w:trPr>
+        <w:tc>
+          <w:tcPr>
+            <w:tcW w:w="0" w:type="auto"/>
+            <w:tcBorders>
+              <w:top w:val="single" w:sz="6" w:space="0" w:color="auto"/>
+              <w:left w:val="single" w:sz="6" w:space="0" w:color="auto"/>
+              <w:bottom w:val="single" w:sz="6" w:space="0" w:color="auto"/>
+              <w:right w:val="single" w:sz="6" w:space="0" w:color="auto"/>
+            </w:tcBorders>
+            <w:vAlign w:val="center"/>
+            <w:hideMark/>
+          </w:tcPr>
+          <w:p>
+            <w:pPr>
+              <w:jc w:val="center"/>
+              <w:rPr>
+                <w:rFonts w:ascii="Times New Roman" w:hAnsi="Times New Roman" w:cs="Times New Roman"/>
+                <w:sz w:val="16"/>
+                <w:szCs w:val="16"/>
+              </w:rPr>
+            </w:pPr>
+            <w:r>
+              <w:rPr>
+                <w:rFonts w:ascii="Times New Roman" w:hAnsi="Times New Roman" w:cs="Times New Roman"/>
+                <w:sz w:val="16"/>
+                <w:szCs w:val="16"/>
+              </w:rPr>
+              <w:t>Asset Name (Ticker)</w:t>
+            </w:r>
+          </w:p>
+        </w:tc>
+        <w:tc>
+          <w:tcPr>
+            <w:tcW w:w="0" w:type="auto"/>
+            <w:tcBorders>
+              <w:top w:val="single" w:sz="6" w:space="0" w:color="auto"/>
+              <w:left w:val="single" w:sz="6" w:space="0" w:color="auto"/>
+              <w:bottom w:val="single" w:sz="6" w:space="0" w:color="auto"/>
+              <w:right w:val="single" w:sz="6" w:space="0" w:color="auto"/>
+            </w:tcBorders>
+            <w:vAlign w:val="center"/>
+            <w:hideMark/>
+          </w:tcPr>
+          <w:p>
+            <w:pPr>
+              <w:jc w:val="center"/>
+              <w:rPr>
+                <w:rFonts w:ascii="Times New Roman" w:hAnsi="Times New Roman" w:cs="Times New Roman"/>
+                <w:sz w:val="16"/>
+                <w:szCs w:val="16"/>
+              </w:rPr>
+            </w:pPr>
+            <w:r>
+              <w:rPr>
+                <w:rFonts w:ascii="Times New Roman" w:hAnsi="Times New Roman" w:cs="Times New Roman"/>
+                <w:sz w:val="16"/>
+                <w:szCs w:val="16"/>
+              </w:rPr>
+              <w:t>Vehicle Type</w:t>
+            </w:r>
+          </w:p>
+        </w:tc>
+        <w:tc>
+          <w:tcPr>
+            <w:tcW w:w="0" w:type="auto"/>
+            <w:tcBorders>
+              <w:top w:val="single" w:sz="6" w:space="0" w:color="auto"/>
+              <w:left w:val="single" w:sz="6" w:space="0" w:color="auto"/>
+              <w:bottom w:val="single" w:sz="6" w:space="0" w:color="auto"/>
+              <w:right w:val="single" w:sz="6" w:space="0" w:color="auto"/>
+            </w:tcBorders>
+            <w:vAlign w:val="center"/>
+            <w:hideMark/>
+          </w:tcPr>
+          <w:p>
+            <w:pPr>
+              <w:jc w:val="center"/>
+              <w:rPr>
+                <w:rFonts w:ascii="Times New Roman" w:hAnsi="Times New Roman" w:cs="Times New Roman"/>
+                <w:sz w:val="16"/>
+                <w:szCs w:val="16"/>
+              </w:rPr>
+            </w:pPr>
+            <w:r>
+              <w:rPr>
+                <w:rFonts w:ascii="Times New Roman" w:hAnsi="Times New Roman" w:cs="Times New Roman"/>
+                <w:sz w:val="16"/>
+                <w:szCs w:val="16"/>
+              </w:rPr>
+              <w:t>Exact Exposure</w:t>
+            </w:r>
+          </w:p>
+        </w:tc>
+        <w:tc>
+          <w:tcPr>
+            <w:tcW w:w="0" w:type="auto"/>
+            <w:tcBorders>
+              <w:top w:val="single" w:sz="6" w:space="0" w:color="auto"/>
+              <w:left w:val="single" w:sz="6" w:space="0" w:color="auto"/>
+              <w:bottom w:val="single" w:sz="6" w:space="0" w:color="auto"/>
+              <w:right w:val="single" w:sz="6" w:space="0" w:color="auto"/>
+            </w:tcBorders>
+            <w:vAlign w:val="center"/>
+            <w:hideMark/>
+          </w:tcPr>
+          <w:p>
+            <w:pPr>
+              <w:jc w:val="center"/>
+              <w:rPr>
+                <w:rFonts w:ascii="Times New Roman" w:hAnsi="Times New Roman" w:cs="Times New Roman"/>
+                <w:sz w:val="16"/>
+                <w:szCs w:val="16"/>
+              </w:rPr>
+            </w:pPr>
+            <w:r>
+              <w:rPr>
+                <w:rFonts w:ascii="Times New Roman" w:hAnsi="Times New Roman" w:cs="Times New Roman"/>
+                <w:sz w:val="16"/>
+                <w:szCs w:val="16"/>
+              </w:rPr>
+              <w:t>Ongoing Fees (Expense Ratio)</w:t>
+            </w:r>
+          </w:p>
+        </w:tc>
+        <w:tc>
+          <w:tcPr>
+            <w:tcW w:w="0" w:type="auto"/>
+            <w:tcBorders>
+              <w:top w:val="single" w:sz="6" w:space="0" w:color="auto"/>
+              <w:left w:val="single" w:sz="6" w:space="0" w:color="auto"/>
+              <w:bottom w:val="single" w:sz="6" w:space="0" w:color="auto"/>
+              <w:right w:val="single" w:sz="6" w:space="0" w:color="auto"/>
+            </w:tcBorders>
+            <w:vAlign w:val="center"/>
+            <w:hideMark/>
+          </w:tcPr>
+          <w:p>
+            <w:pPr>
+              <w:jc w:val="center"/>
+              <w:rPr>
+                <w:rFonts w:ascii="Times New Roman" w:hAnsi="Times New Roman" w:cs="Times New Roman"/>
+                <w:sz w:val="16"/>
+                <w:szCs w:val="16"/>
+              </w:rPr>
+            </w:pPr>
+            <w:r>
+              <w:rPr>
+                <w:rFonts w:ascii="Times New Roman" w:hAnsi="Times New Roman" w:cs="Times New Roman"/>
+                <w:sz w:val="16"/>
+                <w:szCs w:val="16"/>
+              </w:rPr>
+              <w:t>Est. Buy/Sell Spread</w:t>
+            </w:r>
+          </w:p>
+        </w:tc>
+        <w:tc>
+          <w:tcPr>
+            <w:tcW w:w="0" w:type="auto"/>
+            <w:tcBorders>
+              <w:top w:val="single" w:sz="6" w:space="0" w:color="auto"/>
+              <w:left w:val="single" w:sz="6" w:space="0" w:color="auto"/>
+              <w:bottom w:val="single" w:sz="6" w:space="0" w:color="auto"/>
+              <w:right w:val="single" w:sz="6" w:space="0" w:color="auto"/>
+            </w:tcBorders>
+            <w:vAlign w:val="center"/>
+            <w:hideMark/>
+          </w:tcPr>
+          <w:p>
+            <w:pPr>
+              <w:jc w:val="center"/>
+              <w:rPr>
+                <w:rFonts w:ascii="Times New Roman" w:hAnsi="Times New Roman" w:cs="Times New Roman"/>
+                <w:sz w:val="16"/>
+                <w:szCs w:val="16"/>
+              </w:rPr>
+            </w:pPr>
+            <w:r>
+              <w:rPr>
+                <w:rFonts w:ascii="Times New Roman" w:hAnsi="Times New Roman" w:cs="Times New Roman"/>
+                <w:sz w:val="16"/>
+                <w:szCs w:val="16"/>
+              </w:rPr>
+              <w:t>Platform Availability &amp; Broker Fees</w:t>
+            </w:r>
+          </w:p>
+        </w:tc>
+      </w:tr>
+      <w:tr>
+        <w:trPr>
+          <w:tblCellSpacing w:w="15" w:type="dxa"/>
+        </w:trPr>
+        <w:tc>
+          <w:tcPr>
+            <w:tcW w:w="0" w:type="auto"/>
+            <w:tcBorders>
+              <w:top w:val="single" w:sz="6" w:space="0" w:color="auto"/>
+              <w:left w:val="single" w:sz="6" w:space="0" w:color="auto"/>
+              <w:bottom w:val="single" w:sz="6" w:space="0" w:color="auto"/>
+              <w:right w:val="single" w:sz="6" w:space="0" w:color="auto"/>
+            </w:tcBorders>
+            <w:vAlign w:val="center"/>
+            <w:hideMark/>
+          </w:tcPr>
+          <w:p>
+            <w:pPr>
+              <w:jc w:val="center"/>
+              <w:rPr>
+                <w:rFonts w:ascii="Times New Roman" w:hAnsi="Times New Roman" w:cs="Times New Roman"/>
+                <w:sz w:val="16"/>
+                <w:szCs w:val="16"/>
+              </w:rPr>
+            </w:pPr>
+            <w:r>
+              <w:rPr>
+                <w:rFonts w:ascii="Times New Roman" w:hAnsi="Times New Roman" w:cs="Times New Roman"/>
+                <w:sz w:val="16"/>
+                <w:szCs w:val="16"/>
+              </w:rPr>
+              <w:t>Invesco Active U.S. Real Estate ETF (PSR)</w:t>
+            </w:r>
+          </w:p>
+        </w:tc>
+        <w:tc>
+          <w:tcPr>
+            <w:tcW w:w="0" w:type="auto"/>
+            <w:tcBorders>
+              <w:top w:val="single" w:sz="6" w:space="0" w:color="auto"/>
+              <w:left w:val="single" w:sz="6" w:space="0" w:color="auto"/>
+              <w:bottom w:val="single" w:sz="6" w:space="0" w:color="auto"/>
+              <w:right w:val="single" w:sz="6" w:space="0" w:color="auto"/>
+            </w:tcBorders>
+            <w:vAlign w:val="center"/>
+            <w:hideMark/>
+          </w:tcPr>
+          <w:p>
+            <w:pPr>
+              <w:jc w:val="center"/>
+              <w:rPr>
+                <w:rFonts w:ascii="Times New Roman" w:hAnsi="Times New Roman" w:cs="Times New Roman"/>
+                <w:sz w:val="16"/>
+                <w:szCs w:val="16"/>
+              </w:rPr>
+            </w:pPr>
+            <w:r>
+              <w:rPr>
+                <w:rFonts w:ascii="Times New Roman" w:hAnsi="Times New Roman" w:cs="Times New Roman"/>
+                <w:sz w:val="16"/>
+                <w:szCs w:val="16"/>
+              </w:rPr>
+              <w:t>Active ETF</w:t>
+            </w:r>
+          </w:p>
+        </w:tc>
+        <w:tc>
+          <w:tcPr>
+            <w:tcW w:w="0" w:type="auto"/>
+            <w:tcBorders>
+              <w:top w:val="single" w:sz="6" w:space="0" w:color="auto"/>
+              <w:left w:val="single" w:sz="6" w:space="0" w:color="auto"/>
+              <w:bottom w:val="single" w:sz="6" w:space="0" w:color="auto"/>
+              <w:right w:val="single" w:sz="6" w:space="0" w:color="auto"/>
+            </w:tcBorders>
+            <w:vAlign w:val="center"/>
+            <w:hideMark/>
+          </w:tcPr>
+          <w:p>
+            <w:pPr>
+              <w:jc w:val="center"/>
+              <w:rPr>
+                <w:rFonts w:ascii="Times New Roman" w:hAnsi="Times New Roman" w:cs="Times New Roman"/>
+                <w:sz w:val="16"/>
+                <w:szCs w:val="16"/>
+              </w:rPr>
+            </w:pPr>
+            <w:r>
+              <w:rPr>
+                <w:rFonts w:ascii="Times New Roman" w:hAnsi="Times New Roman" w:cs="Times New Roman"/>
+                <w:sz w:val="16"/>
+                <w:szCs w:val="16"/>
+              </w:rPr>
+              <w:t>US: Broad US real estate, heavily weighted in specialized REITs and residential properties.</w:t>
+            </w:r>
+          </w:p>
+        </w:tc>
+        <w:tc>
+          <w:tcPr>
+            <w:tcW w:w="0" w:type="auto"/>
+            <w:tcBorders>
+              <w:top w:val="single" w:sz="6" w:space="0" w:color="auto"/>
+              <w:left w:val="single" w:sz="6" w:space="0" w:color="auto"/>
+              <w:bottom w:val="single" w:sz="6" w:space="0" w:color="auto"/>
+              <w:right w:val="single" w:sz="6" w:space="0" w:color="auto"/>
+            </w:tcBorders>
+            <w:vAlign w:val="center"/>
+            <w:hideMark/>
+          </w:tcPr>
+          <w:p>
+            <w:pPr>
+              <w:jc w:val="center"/>
+              <w:rPr>
+                <w:rFonts w:ascii="Times New Roman" w:hAnsi="Times New Roman" w:cs="Times New Roman"/>
+                <w:sz w:val="16"/>
+                <w:szCs w:val="16"/>
+              </w:rPr>
+            </w:pPr>
+            <w:r>
+              <w:rPr>
+                <w:rFonts w:ascii="Times New Roman" w:hAnsi="Times New Roman" w:cs="Times New Roman"/>
+                <w:sz w:val="16"/>
+                <w:szCs w:val="16"/>
+              </w:rPr>
+              <w:t>0.35% annually</w:t>
+            </w:r>
+          </w:p>
+        </w:tc>
+        <w:tc>
+          <w:tcPr>
+            <w:tcW w:w="0" w:type="auto"/>
+            <w:tcBorders>
+              <w:top w:val="single" w:sz="6" w:space="0" w:color="auto"/>
+              <w:left w:val="single" w:sz="6" w:space="0" w:color="auto"/>
+              <w:bottom w:val="single" w:sz="6" w:space="0" w:color="auto"/>
+              <w:right w:val="single" w:sz="6" w:space="0" w:color="auto"/>
+            </w:tcBorders>
+            <w:vAlign w:val="center"/>
+            <w:hideMark/>
+          </w:tcPr>
+          <w:p>
+            <w:pPr>
+              <w:jc w:val="center"/>
+              <w:rPr>
+                <w:rFonts w:ascii="Times New Roman" w:hAnsi="Times New Roman" w:cs="Times New Roman"/>
+                <w:sz w:val="16"/>
+                <w:szCs w:val="16"/>
+              </w:rPr>
+            </w:pPr>
+            <w:r>
+              <w:rPr>
+                <w:rFonts w:ascii="Times New Roman" w:hAnsi="Times New Roman" w:cs="Times New Roman"/>
+                <w:sz w:val="16"/>
+                <w:szCs w:val="16"/>
+              </w:rPr>
+              <w:t>~0.04% - 0.08% (Highly Liquid)</w:t>
+            </w:r>
+          </w:p>
+        </w:tc>
+        <w:tc>
+          <w:tcPr>
+            <w:tcW w:w="0" w:type="auto"/>
+            <w:tcBorders>
+              <w:top w:val="single" w:sz="6" w:space="0" w:color="auto"/>
+              <w:left w:val="single" w:sz="6" w:space="0" w:color="auto"/>
+              <w:bottom w:val="single" w:sz="6" w:space="0" w:color="auto"/>
+              <w:right w:val="single" w:sz="6" w:space="0" w:color="auto"/>
+            </w:tcBorders>
+            <w:vAlign w:val="center"/>
+            <w:hideMark/>
+          </w:tcPr>
+          <w:p>
+            <w:pPr>
+              <w:jc w:val="center"/>
+              <w:rPr>
+                <w:rFonts w:ascii="Times New Roman" w:hAnsi="Times New Roman" w:cs="Times New Roman"/>
+                <w:sz w:val="16"/>
+                <w:szCs w:val="16"/>
+              </w:rPr>
+            </w:pPr>
+            <w:r>
+              <w:rPr>
+                <w:rFonts w:ascii="Times New Roman" w:hAnsi="Times New Roman" w:cs="Times New Roman"/>
+                <w:sz w:val="16"/>
+                <w:szCs w:val="16"/>
+              </w:rPr>
+              <w:t>Platforms: IBKR, Schwab, Vanguard.</w:t>
+            </w:r>
+          </w:p>
+          <w:p>
+            <w:pPr>
+              <w:jc w:val="center"/>
+              <w:rPr>
+                <w:rFonts w:ascii="Times New Roman" w:hAnsi="Times New Roman" w:cs="Times New Roman"/>
+                <w:sz w:val="16"/>
+                <w:szCs w:val="16"/>
+              </w:rPr>
+            </w:pPr>
+            <w:r>
+              <w:rPr>
+                <w:rFonts w:ascii="Times New Roman" w:hAnsi="Times New Roman" w:cs="Times New Roman"/>
+                <w:sz w:val="16"/>
+                <w:szCs w:val="16"/>
+              </w:rPr>
+              <w:t>Broker Fee: $0 commission at most US brokers.</w:t>
+            </w:r>
+          </w:p>
+        </w:tc>
+      </w:tr>
+      <w:tr>
+        <w:trPr>
+          <w:tblCellSpacing w:w="15" w:type="dxa"/>
+        </w:trPr>
+        <w:tc>
+          <w:tcPr>
+            <w:tcW w:w="0" w:type="auto"/>
+            <w:tcBorders>
+              <w:top w:val="single" w:sz="6" w:space="0" w:color="auto"/>
+              <w:left w:val="single" w:sz="6" w:space="0" w:color="auto"/>
+              <w:bottom w:val="single" w:sz="6" w:space="0" w:color="auto"/>
+              <w:right w:val="single" w:sz="6" w:space="0" w:color="auto"/>
+            </w:tcBorders>
+            <w:vAlign w:val="center"/>
+            <w:hideMark/>
+          </w:tcPr>
+          <w:p>
+            <w:pPr>
+              <w:jc w:val="center"/>
+              <w:rPr>
+                <w:rFonts w:ascii="Times New Roman" w:hAnsi="Times New Roman" w:cs="Times New Roman"/>
+                <w:sz w:val="16"/>
+                <w:szCs w:val="16"/>
+              </w:rPr>
+            </w:pPr>
+            <w:r>
+              <w:rPr>
+                <w:rFonts w:ascii="Times New Roman" w:hAnsi="Times New Roman" w:cs="Times New Roman"/>
+                <w:sz w:val="16"/>
+                <w:szCs w:val="16"/>
+              </w:rPr>
+              <w:t>iShares Residential and Multisector ETF (REZ)</w:t>
+            </w:r>
+          </w:p>
+        </w:tc>
+        <w:tc>
+          <w:tcPr>
+            <w:tcW w:w="0" w:type="auto"/>
+            <w:tcBorders>
+              <w:top w:val="single" w:sz="6" w:space="0" w:color="auto"/>
+              <w:left w:val="single" w:sz="6" w:space="0" w:color="auto"/>
+              <w:bottom w:val="single" w:sz="6" w:space="0" w:color="auto"/>
+              <w:right w:val="single" w:sz="6" w:space="0" w:color="auto"/>
+            </w:tcBorders>
+            <w:vAlign w:val="center"/>
+            <w:hideMark/>
+          </w:tcPr>
+          <w:p>
+            <w:pPr>
+              <w:jc w:val="center"/>
+              <w:rPr>
+                <w:rFonts w:ascii="Times New Roman" w:hAnsi="Times New Roman" w:cs="Times New Roman"/>
+                <w:sz w:val="16"/>
+                <w:szCs w:val="16"/>
+              </w:rPr>
+            </w:pPr>
+            <w:r>
+              <w:rPr>
+                <w:rFonts w:ascii="Times New Roman" w:hAnsi="Times New Roman" w:cs="Times New Roman"/>
+                <w:sz w:val="16"/>
+                <w:szCs w:val="16"/>
+              </w:rPr>
+              <w:t>ETF</w:t>
+            </w:r>
+          </w:p>
+        </w:tc>
+        <w:tc>
+          <w:tcPr>
+            <w:tcW w:w="0" w:type="auto"/>
+            <w:tcBorders>
+              <w:top w:val="single" w:sz="6" w:space="0" w:color="auto"/>
+              <w:left w:val="single" w:sz="6" w:space="0" w:color="auto"/>
+              <w:bottom w:val="single" w:sz="6" w:space="0" w:color="auto"/>
+              <w:right w:val="single" w:sz="6" w:space="0" w:color="auto"/>
+            </w:tcBorders>
+            <w:vAlign w:val="center"/>
+            <w:hideMark/>
+          </w:tcPr>
+          <w:p>
+            <w:pPr>
+              <w:jc w:val="center"/>
+              <w:rPr>
+                <w:rFonts w:ascii="Times New Roman" w:hAnsi="Times New Roman" w:cs="Times New Roman"/>
+                <w:sz w:val="16"/>
+                <w:szCs w:val="16"/>
+              </w:rPr>
+            </w:pPr>
+            <w:r>
+              <w:rPr>
+                <w:rFonts w:ascii="Times New Roman" w:hAnsi="Times New Roman" w:cs="Times New Roman"/>
+                <w:sz w:val="16"/>
+                <w:szCs w:val="16"/>
+              </w:rPr>
+              <w:t>US: Mix of US Residential, Healthcare, and Self-Storage REITs.</w:t>
+            </w:r>
+          </w:p>
+        </w:tc>
+        <w:tc>
+          <w:tcPr>
+            <w:tcW w:w="0" w:type="auto"/>
+            <w:tcBorders>
+              <w:top w:val="single" w:sz="6" w:space="0" w:color="auto"/>
+              <w:left w:val="single" w:sz="6" w:space="0" w:color="auto"/>
+              <w:bottom w:val="single" w:sz="6" w:space="0" w:color="auto"/>
+              <w:right w:val="single" w:sz="6" w:space="0" w:color="auto"/>
+            </w:tcBorders>
+            <w:vAlign w:val="center"/>
+            <w:hideMark/>
+          </w:tcPr>
+          <w:p>
+            <w:pPr>
+              <w:jc w:val="center"/>
+              <w:rPr>
+                <w:rFonts w:ascii="Times New Roman" w:hAnsi="Times New Roman" w:cs="Times New Roman"/>
+                <w:sz w:val="16"/>
+                <w:szCs w:val="16"/>
+              </w:rPr>
+            </w:pPr>
+            <w:r>
+              <w:rPr>
+                <w:rFonts w:ascii="Times New Roman" w:hAnsi="Times New Roman" w:cs="Times New Roman"/>
+                <w:sz w:val="16"/>
+                <w:szCs w:val="16"/>
+              </w:rPr>
+              <w:t>0.48% annually</w:t>
+            </w:r>
+          </w:p>
+        </w:tc>
+        <w:tc>
+          <w:tcPr>
+            <w:tcW w:w="0" w:type="auto"/>
+            <w:tcBorders>
+              <w:top w:val="single" w:sz="6" w:space="0" w:color="auto"/>
+              <w:left w:val="single" w:sz="6" w:space="0" w:color="auto"/>
+              <w:bottom w:val="single" w:sz="6" w:space="0" w:color="auto"/>
+              <w:right w:val="single" w:sz="6" w:space="0" w:color="auto"/>
+            </w:tcBorders>
+            <w:vAlign w:val="center"/>
+            <w:hideMark/>
+          </w:tcPr>
+          <w:p>
+            <w:pPr>
+              <w:jc w:val="center"/>
+              <w:rPr>
+                <w:rFonts w:ascii="Times New Roman" w:hAnsi="Times New Roman" w:cs="Times New Roman"/>
+                <w:sz w:val="16"/>
+                <w:szCs w:val="16"/>
+              </w:rPr>
+            </w:pPr>
+            <w:r>
+              <w:rPr>
+                <w:rFonts w:ascii="Times New Roman" w:hAnsi="Times New Roman" w:cs="Times New Roman"/>
+                <w:sz w:val="16"/>
+                <w:szCs w:val="16"/>
+              </w:rPr>
+              <w:t>~0.03% - 0.05% (Highly Liquid)</w:t>
+            </w:r>
+          </w:p>
+        </w:tc>
+        <w:tc>
+          <w:tcPr>
+            <w:tcW w:w="0" w:type="auto"/>
+            <w:tcBorders>
+              <w:top w:val="single" w:sz="6" w:space="0" w:color="auto"/>
+              <w:left w:val="single" w:sz="6" w:space="0" w:color="auto"/>
+              <w:bottom w:val="single" w:sz="6" w:space="0" w:color="auto"/>
+              <w:right w:val="single" w:sz="6" w:space="0" w:color="auto"/>
+            </w:tcBorders>
+            <w:vAlign w:val="center"/>
+            <w:hideMark/>
+          </w:tcPr>
+          <w:p>
+            <w:pPr>
+              <w:jc w:val="center"/>
+              <w:rPr>
+                <w:rFonts w:ascii="Times New Roman" w:hAnsi="Times New Roman" w:cs="Times New Roman"/>
+                <w:sz w:val="16"/>
+                <w:szCs w:val="16"/>
+              </w:rPr>
+            </w:pPr>
+            <w:r>
+              <w:rPr>
+                <w:rFonts w:ascii="Times New Roman" w:hAnsi="Times New Roman" w:cs="Times New Roman"/>
+                <w:sz w:val="16"/>
+                <w:szCs w:val="16"/>
+              </w:rPr>
+              <w:t>Platforms: IBKR, Schwab, Vanguard.</w:t>
+            </w:r>
+          </w:p>
+          <w:p>
+            <w:pPr>
+              <w:jc w:val="center"/>
+              <w:rPr>
+                <w:rFonts w:ascii="Times New Roman" w:hAnsi="Times New Roman" w:cs="Times New Roman"/>
+                <w:sz w:val="16"/>
+                <w:szCs w:val="16"/>
+              </w:rPr>
+            </w:pPr>
+            <w:r>
+              <w:rPr>
+                <w:rFonts w:ascii="Times New Roman" w:hAnsi="Times New Roman" w:cs="Times New Roman"/>
+                <w:sz w:val="16"/>
+                <w:szCs w:val="16"/>
+              </w:rPr>
+              <w:t>Broker Fee: $0 commission.</w:t>
+            </w:r>
+          </w:p>
+        </w:tc>
+      </w:tr>
+      <w:tr>
+        <w:trPr>
+          <w:tblCellSpacing w:w="15" w:type="dxa"/>
+        </w:trPr>
+        <w:tc>
+          <w:tcPr>
+            <w:tcW w:w="0" w:type="auto"/>
+            <w:tcBorders>
+              <w:top w:val="single" w:sz="6" w:space="0" w:color="auto"/>
+              <w:left w:val="single" w:sz="6" w:space="0" w:color="auto"/>
+              <w:bottom w:val="single" w:sz="6" w:space="0" w:color="auto"/>
+              <w:right w:val="single" w:sz="6" w:space="0" w:color="auto"/>
+            </w:tcBorders>
+            <w:vAlign w:val="center"/>
+            <w:hideMark/>
+          </w:tcPr>
+          <w:p>
+            <w:pPr>
+              <w:jc w:val="center"/>
+              <w:rPr>
+                <w:rFonts w:ascii="Times New Roman" w:hAnsi="Times New Roman" w:cs="Times New Roman"/>
+                <w:sz w:val="16"/>
+                <w:szCs w:val="16"/>
+              </w:rPr>
+            </w:pPr>
+            <w:r>
+              <w:rPr>
+                <w:rFonts w:ascii="Times New Roman" w:hAnsi="Times New Roman" w:cs="Times New Roman"/>
+                <w:sz w:val="16"/>
+                <w:szCs w:val="16"/>
+              </w:rPr>
+              <w:t>Kelly Residential &amp; Apartment Real Estate ETF (RESI)</w:t>
+            </w:r>
+          </w:p>
+        </w:tc>
+        <w:tc>
+          <w:tcPr>
+            <w:tcW w:w="0" w:type="auto"/>
+            <w:tcBorders>
+              <w:top w:val="single" w:sz="6" w:space="0" w:color="auto"/>
+              <w:left w:val="single" w:sz="6" w:space="0" w:color="auto"/>
+              <w:bottom w:val="single" w:sz="6" w:space="0" w:color="auto"/>
+              <w:right w:val="single" w:sz="6" w:space="0" w:color="auto"/>
+            </w:tcBorders>
+            <w:vAlign w:val="center"/>
+            <w:hideMark/>
+          </w:tcPr>
+          <w:p>
+            <w:pPr>
+              <w:jc w:val="center"/>
+              <w:rPr>
+                <w:rFonts w:ascii="Times New Roman" w:hAnsi="Times New Roman" w:cs="Times New Roman"/>
+                <w:sz w:val="16"/>
+                <w:szCs w:val="16"/>
+              </w:rPr>
+            </w:pPr>
+            <w:r>
+              <w:rPr>
+                <w:rFonts w:ascii="Times New Roman" w:hAnsi="Times New Roman" w:cs="Times New Roman"/>
+                <w:sz w:val="16"/>
+                <w:szCs w:val="16"/>
+              </w:rPr>
+              <w:t>ETF</w:t>
+            </w:r>
+          </w:p>
+        </w:tc>
+        <w:tc>
+          <w:tcPr>
+            <w:tcW w:w="0" w:type="auto"/>
+            <w:tcBorders>
+              <w:top w:val="single" w:sz="6" w:space="0" w:color="auto"/>
+              <w:left w:val="single" w:sz="6" w:space="0" w:color="auto"/>
+              <w:bottom w:val="single" w:sz="6" w:space="0" w:color="auto"/>
+              <w:right w:val="single" w:sz="6" w:space="0" w:color="auto"/>
+            </w:tcBorders>
+            <w:vAlign w:val="center"/>
+            <w:hideMark/>
+          </w:tcPr>
+          <w:p>
+            <w:pPr>
+              <w:jc w:val="center"/>
+              <w:rPr>
+                <w:rFonts w:ascii="Times New Roman" w:hAnsi="Times New Roman" w:cs="Times New Roman"/>
+                <w:sz w:val="16"/>
+                <w:szCs w:val="16"/>
+              </w:rPr>
+            </w:pPr>
+            <w:r>
+              <w:rPr>
+                <w:rFonts w:ascii="Times New Roman" w:hAnsi="Times New Roman" w:cs="Times New Roman"/>
+                <w:sz w:val="16"/>
+                <w:szCs w:val="16"/>
+              </w:rPr>
+              <w:t>US: Pure-play US single-family, multi-family, and student housing.</w:t>
+            </w:r>
+          </w:p>
+        </w:tc>
+        <w:tc>
+          <w:tcPr>
+            <w:tcW w:w="0" w:type="auto"/>
+            <w:tcBorders>
+              <w:top w:val="single" w:sz="6" w:space="0" w:color="auto"/>
+              <w:left w:val="single" w:sz="6" w:space="0" w:color="auto"/>
+              <w:bottom w:val="single" w:sz="6" w:space="0" w:color="auto"/>
+              <w:right w:val="single" w:sz="6" w:space="0" w:color="auto"/>
+            </w:tcBorders>
+            <w:vAlign w:val="center"/>
+            <w:hideMark/>
+          </w:tcPr>
+          <w:p>
+            <w:pPr>
+              <w:jc w:val="center"/>
+              <w:rPr>
+                <w:rFonts w:ascii="Times New Roman" w:hAnsi="Times New Roman" w:cs="Times New Roman"/>
+                <w:sz w:val="16"/>
+                <w:szCs w:val="16"/>
+              </w:rPr>
+            </w:pPr>
+            <w:r>
+              <w:rPr>
+                <w:rFonts w:ascii="Times New Roman" w:hAnsi="Times New Roman" w:cs="Times New Roman"/>
+                <w:sz w:val="16"/>
+                <w:szCs w:val="16"/>
+              </w:rPr>
+              <w:t>0.68% annually</w:t>
+            </w:r>
+          </w:p>
+        </w:tc>
+        <w:tc>
+          <w:tcPr>
+            <w:tcW w:w="0" w:type="auto"/>
+            <w:tcBorders>
+              <w:top w:val="single" w:sz="6" w:space="0" w:color="auto"/>
+              <w:left w:val="single" w:sz="6" w:space="0" w:color="auto"/>
+              <w:bottom w:val="single" w:sz="6" w:space="0" w:color="auto"/>
+              <w:right w:val="single" w:sz="6" w:space="0" w:color="auto"/>
+            </w:tcBorders>
+            <w:vAlign w:val="center"/>
+            <w:hideMark/>
+          </w:tcPr>
+          <w:p>
+            <w:pPr>
+              <w:jc w:val="center"/>
+              <w:rPr>
+                <w:rFonts w:ascii="Times New Roman" w:hAnsi="Times New Roman" w:cs="Times New Roman"/>
+                <w:sz w:val="16"/>
+                <w:szCs w:val="16"/>
+              </w:rPr>
+            </w:pPr>
+            <w:r>
+              <w:rPr>
+                <w:rFonts w:ascii="Times New Roman" w:hAnsi="Times New Roman" w:cs="Times New Roman"/>
+                <w:sz w:val="16"/>
+                <w:szCs w:val="16"/>
+              </w:rPr>
+              <w:t>~0.15% - 0.30% (Moderate Liquidity)</w:t>
+            </w:r>
+          </w:p>
+        </w:tc>
+        <w:tc>
+          <w:tcPr>
+            <w:tcW w:w="0" w:type="auto"/>
+            <w:tcBorders>
+              <w:top w:val="single" w:sz="6" w:space="0" w:color="auto"/>
+              <w:left w:val="single" w:sz="6" w:space="0" w:color="auto"/>
+              <w:bottom w:val="single" w:sz="6" w:space="0" w:color="auto"/>
+              <w:right w:val="single" w:sz="6" w:space="0" w:color="auto"/>
+            </w:tcBorders>
+            <w:vAlign w:val="center"/>
+            <w:hideMark/>
+          </w:tcPr>
+          <w:p>
+            <w:pPr>
+              <w:jc w:val="center"/>
+              <w:rPr>
+                <w:rFonts w:ascii="Times New Roman" w:hAnsi="Times New Roman" w:cs="Times New Roman"/>
+                <w:sz w:val="16"/>
+                <w:szCs w:val="16"/>
+              </w:rPr>
+            </w:pPr>
+            <w:r>
+              <w:rPr>
+                <w:rFonts w:ascii="Times New Roman" w:hAnsi="Times New Roman" w:cs="Times New Roman"/>
+                <w:sz w:val="16"/>
+                <w:szCs w:val="16"/>
+              </w:rPr>
+              <w:t>Platforms: Major global brokerages.</w:t>
+            </w:r>
+          </w:p>
+          <w:p>
+            <w:pPr>
+              <w:jc w:val="center"/>
+              <w:rPr>
+                <w:rFonts w:ascii="Times New Roman" w:hAnsi="Times New Roman" w:cs="Times New Roman"/>
+                <w:sz w:val="16"/>
+                <w:szCs w:val="16"/>
+              </w:rPr>
+            </w:pPr>
+            <w:r>
+              <w:rPr>
+                <w:rFonts w:ascii="Times New Roman" w:hAnsi="Times New Roman" w:cs="Times New Roman"/>
+                <w:sz w:val="16"/>
+                <w:szCs w:val="16"/>
+              </w:rPr>
+              <w:t>Broker Fee: $0 commission.</w:t>
+            </w:r>
+          </w:p>
+        </w:tc>
+      </w:tr>
+      <w:tr>
+        <w:trPr>
+          <w:tblCellSpacing w:w="15" w:type="dxa"/>
+        </w:trPr>
+        <w:tc>
+          <w:tcPr>
+            <w:tcW w:w="0" w:type="auto"/>
+            <w:tcBorders>
+              <w:top w:val="single" w:sz="6" w:space="0" w:color="auto"/>
+              <w:left w:val="single" w:sz="6" w:space="0" w:color="auto"/>
+              <w:bottom w:val="single" w:sz="6" w:space="0" w:color="auto"/>
+              <w:right w:val="single" w:sz="6" w:space="0" w:color="auto"/>
+            </w:tcBorders>
+            <w:vAlign w:val="center"/>
+            <w:hideMark/>
+          </w:tcPr>
+          <w:p>
+            <w:pPr>
+              <w:jc w:val="center"/>
+              <w:rPr>
+                <w:rFonts w:ascii="Times New Roman" w:hAnsi="Times New Roman" w:cs="Times New Roman"/>
+                <w:sz w:val="16"/>
+                <w:szCs w:val="16"/>
+              </w:rPr>
+            </w:pPr>
+            <w:r>
+              <w:rPr>
+                <w:rFonts w:ascii="Times New Roman" w:hAnsi="Times New Roman" w:cs="Times New Roman"/>
+                <w:sz w:val="16"/>
+                <w:szCs w:val="16"/>
+              </w:rPr>
+              <w:t>The PRS REIT plc (PRSR.L)</w:t>
+            </w:r>
+          </w:p>
+        </w:tc>
+        <w:tc>
+          <w:tcPr>
+            <w:tcW w:w="0" w:type="auto"/>
+            <w:tcBorders>
+              <w:top w:val="single" w:sz="6" w:space="0" w:color="auto"/>
+              <w:left w:val="single" w:sz="6" w:space="0" w:color="auto"/>
+              <w:bottom w:val="single" w:sz="6" w:space="0" w:color="auto"/>
+              <w:right w:val="single" w:sz="6" w:space="0" w:color="auto"/>
+            </w:tcBorders>
+            <w:vAlign w:val="center"/>
+            <w:hideMark/>
+          </w:tcPr>
+          <w:p>
+            <w:pPr>
+              <w:jc w:val="center"/>
+              <w:rPr>
+                <w:rFonts w:ascii="Times New Roman" w:hAnsi="Times New Roman" w:cs="Times New Roman"/>
+                <w:sz w:val="16"/>
+                <w:szCs w:val="16"/>
+              </w:rPr>
+            </w:pPr>
+            <w:r>
+              <w:rPr>
+                <w:rFonts w:ascii="Times New Roman" w:hAnsi="Times New Roman" w:cs="Times New Roman"/>
+                <w:sz w:val="16"/>
+                <w:szCs w:val="16"/>
+              </w:rPr>
+              <w:t>UK REIT</w:t>
+            </w:r>
+          </w:p>
+        </w:tc>
+        <w:tc>
+          <w:tcPr>
+            <w:tcW w:w="0" w:type="auto"/>
+            <w:tcBorders>
+              <w:top w:val="single" w:sz="6" w:space="0" w:color="auto"/>
+              <w:left w:val="single" w:sz="6" w:space="0" w:color="auto"/>
+              <w:bottom w:val="single" w:sz="6" w:space="0" w:color="auto"/>
+              <w:right w:val="single" w:sz="6" w:space="0" w:color="auto"/>
+            </w:tcBorders>
+            <w:vAlign w:val="center"/>
+            <w:hideMark/>
+          </w:tcPr>
+          <w:p>
+            <w:pPr>
+              <w:jc w:val="center"/>
+              <w:rPr>
+                <w:rFonts w:ascii="Times New Roman" w:hAnsi="Times New Roman" w:cs="Times New Roman"/>
+                <w:sz w:val="16"/>
+                <w:szCs w:val="16"/>
+              </w:rPr>
+            </w:pPr>
+            <w:r>
+              <w:rPr>
+                <w:rFonts w:ascii="Times New Roman" w:hAnsi="Times New Roman" w:cs="Times New Roman"/>
+                <w:sz w:val="16"/>
+                <w:szCs w:val="16"/>
+              </w:rPr>
+              <w:t>UK: Private Rented Sector; London-commuter and regional family homes.</w:t>
+            </w:r>
+          </w:p>
+        </w:tc>
+        <w:tc>
+          <w:tcPr>
+            <w:tcW w:w="0" w:type="auto"/>
+            <w:tcBorders>
+              <w:top w:val="single" w:sz="6" w:space="0" w:color="auto"/>
+              <w:left w:val="single" w:sz="6" w:space="0" w:color="auto"/>
+              <w:bottom w:val="single" w:sz="6" w:space="0" w:color="auto"/>
+              <w:right w:val="single" w:sz="6" w:space="0" w:color="auto"/>
+            </w:tcBorders>
+            <w:vAlign w:val="center"/>
+            <w:hideMark/>
+          </w:tcPr>
+          <w:p>
+            <w:pPr>
+              <w:jc w:val="center"/>
+              <w:rPr>
+                <w:rFonts w:ascii="Times New Roman" w:hAnsi="Times New Roman" w:cs="Times New Roman"/>
+                <w:sz w:val="16"/>
+                <w:szCs w:val="16"/>
+              </w:rPr>
+            </w:pPr>
+            <w:r>
+              <w:rPr>
+                <w:rFonts w:ascii="Times New Roman" w:hAnsi="Times New Roman" w:cs="Times New Roman"/>
+                <w:sz w:val="16"/>
+                <w:szCs w:val="16"/>
+              </w:rPr>
+              <w:t>~1.30% annually (Ongoing charges)</w:t>
+            </w:r>
+          </w:p>
+        </w:tc>
+        <w:tc>
+          <w:tcPr>
+            <w:tcW w:w="0" w:type="auto"/>
+            <w:tcBorders>
+              <w:top w:val="single" w:sz="6" w:space="0" w:color="auto"/>
+              <w:left w:val="single" w:sz="6" w:space="0" w:color="auto"/>
+              <w:bottom w:val="single" w:sz="6" w:space="0" w:color="auto"/>
+              <w:right w:val="single" w:sz="6" w:space="0" w:color="auto"/>
+            </w:tcBorders>
+            <w:vAlign w:val="center"/>
+            <w:hideMark/>
+          </w:tcPr>
+          <w:p>
+            <w:pPr>
+              <w:jc w:val="center"/>
+              <w:rPr>
+                <w:rFonts w:ascii="Times New Roman" w:hAnsi="Times New Roman" w:cs="Times New Roman"/>
+                <w:sz w:val="16"/>
+                <w:szCs w:val="16"/>
+              </w:rPr>
+            </w:pPr>
+            <w:r>
+              <w:rPr>
+                <w:rFonts w:ascii="Times New Roman" w:hAnsi="Times New Roman" w:cs="Times New Roman"/>
+                <w:sz w:val="16"/>
+                <w:szCs w:val="16"/>
+              </w:rPr>
+              <w:t>~0.50% - 0.80%</w:t>
+            </w:r>
+          </w:p>
+        </w:tc>
+        <w:tc>
+          <w:tcPr>
+            <w:tcW w:w="0" w:type="auto"/>
+            <w:tcBorders>
+              <w:top w:val="single" w:sz="6" w:space="0" w:color="auto"/>
+              <w:left w:val="single" w:sz="6" w:space="0" w:color="auto"/>
+              <w:bottom w:val="single" w:sz="6" w:space="0" w:color="auto"/>
+              <w:right w:val="single" w:sz="6" w:space="0" w:color="auto"/>
+            </w:tcBorders>
+            <w:vAlign w:val="center"/>
+            <w:hideMark/>
+          </w:tcPr>
+          <w:p>
+            <w:pPr>
+              <w:jc w:val="center"/>
+              <w:rPr>
+                <w:rFonts w:ascii="Times New Roman" w:hAnsi="Times New Roman" w:cs="Times New Roman"/>
+                <w:sz w:val="16"/>
+                <w:szCs w:val="16"/>
+              </w:rPr>
+            </w:pPr>
+            <w:r>
+              <w:rPr>
+                <w:rFonts w:ascii="Times New Roman" w:hAnsi="Times New Roman" w:cs="Times New Roman"/>
+                <w:sz w:val="16"/>
+                <w:szCs w:val="16"/>
+              </w:rPr>
+              <w:t>Platforms: Trading212, IBKR, Hargreaves Lansdown.</w:t>
+            </w:r>
+          </w:p>
+          <w:p>
+            <w:pPr>
+              <w:jc w:val="center"/>
+              <w:rPr>
+                <w:rFonts w:ascii="Times New Roman" w:hAnsi="Times New Roman" w:cs="Times New Roman"/>
+                <w:sz w:val="16"/>
+                <w:szCs w:val="16"/>
+              </w:rPr>
+            </w:pPr>
+            <w:r>
+              <w:rPr>
+                <w:rFonts w:ascii="Times New Roman" w:hAnsi="Times New Roman" w:cs="Times New Roman"/>
+                <w:sz w:val="16"/>
+                <w:szCs w:val="16"/>
+              </w:rPr>
+              <w:t>Broker Fee: £0 - £11/trade. +0.5% UK Stamp Duty on buy.</w:t>
+            </w:r>
+          </w:p>
+        </w:tc>
+      </w:tr>
+      <w:tr>
+        <w:trPr>
+          <w:tblCellSpacing w:w="15" w:type="dxa"/>
+        </w:trPr>
+        <w:tc>
+          <w:tcPr>
+            <w:tcW w:w="0" w:type="auto"/>
+            <w:tcBorders>
+              <w:top w:val="single" w:sz="6" w:space="0" w:color="auto"/>
+              <w:left w:val="single" w:sz="6" w:space="0" w:color="auto"/>
+              <w:bottom w:val="single" w:sz="6" w:space="0" w:color="auto"/>
+              <w:right w:val="single" w:sz="6" w:space="0" w:color="auto"/>
+            </w:tcBorders>
+            <w:vAlign w:val="center"/>
+            <w:hideMark/>
+          </w:tcPr>
+          <w:p>
+            <w:pPr>
+              <w:jc w:val="center"/>
+              <w:rPr>
+                <w:rFonts w:ascii="Times New Roman" w:hAnsi="Times New Roman" w:cs="Times New Roman"/>
+                <w:sz w:val="16"/>
+                <w:szCs w:val="16"/>
+              </w:rPr>
+            </w:pPr>
+            <w:r>
+              <w:rPr>
+                <w:rFonts w:ascii="Times New Roman" w:hAnsi="Times New Roman" w:cs="Times New Roman"/>
+                <w:sz w:val="16"/>
+                <w:szCs w:val="16"/>
+              </w:rPr>
+              <w:t>Vonovia SE (VNA.DE)</w:t>
+            </w:r>
+          </w:p>
+        </w:tc>
+        <w:tc>
+          <w:tcPr>
+            <w:tcW w:w="0" w:type="auto"/>
+            <w:tcBorders>
+              <w:top w:val="single" w:sz="6" w:space="0" w:color="auto"/>
+              <w:left w:val="single" w:sz="6" w:space="0" w:color="auto"/>
+              <w:bottom w:val="single" w:sz="6" w:space="0" w:color="auto"/>
+              <w:right w:val="single" w:sz="6" w:space="0" w:color="auto"/>
+            </w:tcBorders>
+            <w:vAlign w:val="center"/>
+            <w:hideMark/>
+          </w:tcPr>
+          <w:p>
+            <w:pPr>
+              <w:jc w:val="center"/>
+              <w:rPr>
+                <w:rFonts w:ascii="Times New Roman" w:hAnsi="Times New Roman" w:cs="Times New Roman"/>
+                <w:sz w:val="16"/>
+                <w:szCs w:val="16"/>
+              </w:rPr>
+            </w:pPr>
+            <w:r>
+              <w:rPr>
+                <w:rFonts w:ascii="Times New Roman" w:hAnsi="Times New Roman" w:cs="Times New Roman"/>
+                <w:sz w:val="16"/>
+                <w:szCs w:val="16"/>
+              </w:rPr>
+              <w:t>Direct Stock</w:t>
+            </w:r>
+          </w:p>
+        </w:tc>
+        <w:tc>
+          <w:tcPr>
+            <w:tcW w:w="0" w:type="auto"/>
+            <w:tcBorders>
+              <w:top w:val="single" w:sz="6" w:space="0" w:color="auto"/>
+              <w:left w:val="single" w:sz="6" w:space="0" w:color="auto"/>
+              <w:bottom w:val="single" w:sz="6" w:space="0" w:color="auto"/>
+              <w:right w:val="single" w:sz="6" w:space="0" w:color="auto"/>
+            </w:tcBorders>
+            <w:vAlign w:val="center"/>
+            <w:hideMark/>
+          </w:tcPr>
+          <w:p>
+            <w:pPr>
+              <w:jc w:val="center"/>
+              <w:rPr>
+                <w:rFonts w:ascii="Times New Roman" w:hAnsi="Times New Roman" w:cs="Times New Roman"/>
+                <w:sz w:val="16"/>
+                <w:szCs w:val="16"/>
+              </w:rPr>
+            </w:pPr>
+            <w:r>
+              <w:rPr>
+                <w:rFonts w:ascii="Times New Roman" w:hAnsi="Times New Roman" w:cs="Times New Roman"/>
+                <w:sz w:val="16"/>
+                <w:szCs w:val="16"/>
+              </w:rPr>
+              <w:t>Europe: Continental EU bérházpiac (mainly Germany).</w:t>
+            </w:r>
+          </w:p>
+        </w:tc>
+        <w:tc>
+          <w:tcPr>
+            <w:tcW w:w="0" w:type="auto"/>
+            <w:tcBorders>
+              <w:top w:val="single" w:sz="6" w:space="0" w:color="auto"/>
+              <w:left w:val="single" w:sz="6" w:space="0" w:color="auto"/>
+              <w:bottom w:val="single" w:sz="6" w:space="0" w:color="auto"/>
+              <w:right w:val="single" w:sz="6" w:space="0" w:color="auto"/>
+            </w:tcBorders>
+            <w:vAlign w:val="center"/>
+            <w:hideMark/>
+          </w:tcPr>
+          <w:p>
+            <w:pPr>
+              <w:jc w:val="center"/>
+              <w:rPr>
+                <w:rFonts w:ascii="Times New Roman" w:hAnsi="Times New Roman" w:cs="Times New Roman"/>
+                <w:sz w:val="16"/>
+                <w:szCs w:val="16"/>
+              </w:rPr>
+            </w:pPr>
+            <w:r>
+              <w:rPr>
+                <w:rFonts w:ascii="Times New Roman" w:hAnsi="Times New Roman" w:cs="Times New Roman"/>
+                <w:sz w:val="16"/>
+                <w:szCs w:val="16"/>
+              </w:rPr>
+              <w:t>N/A (Direct Equity)</w:t>
+            </w:r>
+          </w:p>
+        </w:tc>
+        <w:tc>
+          <w:tcPr>
+            <w:tcW w:w="0" w:type="auto"/>
+            <w:tcBorders>
+              <w:top w:val="single" w:sz="6" w:space="0" w:color="auto"/>
+              <w:left w:val="single" w:sz="6" w:space="0" w:color="auto"/>
+              <w:bottom w:val="single" w:sz="6" w:space="0" w:color="auto"/>
+              <w:right w:val="single" w:sz="6" w:space="0" w:color="auto"/>
+            </w:tcBorders>
+            <w:vAlign w:val="center"/>
+            <w:hideMark/>
+          </w:tcPr>
+          <w:p>
+            <w:pPr>
+              <w:jc w:val="center"/>
+              <w:rPr>
+                <w:rFonts w:ascii="Times New Roman" w:hAnsi="Times New Roman" w:cs="Times New Roman"/>
+                <w:sz w:val="16"/>
+                <w:szCs w:val="16"/>
+              </w:rPr>
+            </w:pPr>
+            <w:r>
+              <w:rPr>
+                <w:rFonts w:ascii="Times New Roman" w:hAnsi="Times New Roman" w:cs="Times New Roman"/>
+                <w:sz w:val="16"/>
+                <w:szCs w:val="16"/>
+              </w:rPr>
+              <w:t>~0.02% - 0.05% (Highly Liquid)</w:t>
+            </w:r>
+          </w:p>
+        </w:tc>
+        <w:tc>
+          <w:tcPr>
+            <w:tcW w:w="0" w:type="auto"/>
+            <w:tcBorders>
+              <w:top w:val="single" w:sz="6" w:space="0" w:color="auto"/>
+              <w:left w:val="single" w:sz="6" w:space="0" w:color="auto"/>
+              <w:bottom w:val="single" w:sz="6" w:space="0" w:color="auto"/>
+              <w:right w:val="single" w:sz="6" w:space="0" w:color="auto"/>
+            </w:tcBorders>
+            <w:vAlign w:val="center"/>
+            <w:hideMark/>
+          </w:tcPr>
+          <w:p>
+            <w:pPr>
+              <w:jc w:val="center"/>
+              <w:rPr>
+                <w:rFonts w:ascii="Times New Roman" w:hAnsi="Times New Roman" w:cs="Times New Roman"/>
+                <w:sz w:val="16"/>
+                <w:szCs w:val="16"/>
+              </w:rPr>
+            </w:pPr>
+            <w:r>
+              <w:rPr>
+                <w:rFonts w:ascii="Times New Roman" w:hAnsi="Times New Roman" w:cs="Times New Roman"/>
+                <w:sz w:val="16"/>
+                <w:szCs w:val="16"/>
+              </w:rPr>
+              <w:t>Platforms: Xetra-enabled brokers (IBKR, Erste).</w:t>
+            </w:r>
+          </w:p>
+          <w:p>
+            <w:pPr>
+              <w:jc w:val="center"/>
+              <w:rPr>
+                <w:rFonts w:ascii="Times New Roman" w:hAnsi="Times New Roman" w:cs="Times New Roman"/>
+                <w:sz w:val="16"/>
+                <w:szCs w:val="16"/>
+              </w:rPr>
+            </w:pPr>
+            <w:r>
+              <w:rPr>
+                <w:rFonts w:ascii="Times New Roman" w:hAnsi="Times New Roman" w:cs="Times New Roman"/>
+                <w:sz w:val="16"/>
+                <w:szCs w:val="16"/>
+              </w:rPr>
+              <w:t>Broker Fee: €1 - €5 typical.</w:t>
+            </w:r>
+          </w:p>
+        </w:tc>
+      </w:tr>
+      <w:tr>
+        <w:trPr>
+          <w:tblCellSpacing w:w="15" w:type="dxa"/>
+        </w:trPr>
+        <w:tc>
+          <w:tcPr>
+            <w:tcW w:w="0" w:type="auto"/>
+            <w:tcBorders>
+              <w:top w:val="single" w:sz="6" w:space="0" w:color="auto"/>
+              <w:left w:val="single" w:sz="6" w:space="0" w:color="auto"/>
+              <w:bottom w:val="single" w:sz="6" w:space="0" w:color="auto"/>
+              <w:right w:val="single" w:sz="6" w:space="0" w:color="auto"/>
+            </w:tcBorders>
+            <w:vAlign w:val="center"/>
+            <w:hideMark/>
+          </w:tcPr>
+          <w:p>
+            <w:pPr>
+              <w:jc w:val="center"/>
+              <w:rPr>
+                <w:rFonts w:ascii="Times New Roman" w:hAnsi="Times New Roman" w:cs="Times New Roman"/>
+                <w:sz w:val="16"/>
+                <w:szCs w:val="16"/>
+              </w:rPr>
+            </w:pPr>
+            <w:r>
+              <w:rPr>
+                <w:rFonts w:ascii="Times New Roman" w:hAnsi="Times New Roman" w:cs="Times New Roman"/>
+                <w:sz w:val="16"/>
+                <w:szCs w:val="16"/>
+              </w:rPr>
+              <w:t>OTP Ingatlanbefektetési Alap (HU0000702451)</w:t>
+            </w:r>
+          </w:p>
+        </w:tc>
+        <w:tc>
+          <w:tcPr>
+            <w:tcW w:w="0" w:type="auto"/>
+            <w:tcBorders>
+              <w:top w:val="single" w:sz="6" w:space="0" w:color="auto"/>
+              <w:left w:val="single" w:sz="6" w:space="0" w:color="auto"/>
+              <w:bottom w:val="single" w:sz="6" w:space="0" w:color="auto"/>
+              <w:right w:val="single" w:sz="6" w:space="0" w:color="auto"/>
+            </w:tcBorders>
+            <w:vAlign w:val="center"/>
+            <w:hideMark/>
+          </w:tcPr>
+          <w:p>
+            <w:pPr>
+              <w:jc w:val="center"/>
+              <w:rPr>
+                <w:rFonts w:ascii="Times New Roman" w:hAnsi="Times New Roman" w:cs="Times New Roman"/>
+                <w:sz w:val="16"/>
+                <w:szCs w:val="16"/>
+              </w:rPr>
+            </w:pPr>
+            <w:r>
+              <w:rPr>
+                <w:rFonts w:ascii="Times New Roman" w:hAnsi="Times New Roman" w:cs="Times New Roman"/>
+                <w:sz w:val="16"/>
+                <w:szCs w:val="16"/>
+              </w:rPr>
+              <w:t>Open-Ended Fund</w:t>
+            </w:r>
+          </w:p>
+        </w:tc>
+        <w:tc>
+          <w:tcPr>
+            <w:tcW w:w="0" w:type="auto"/>
+            <w:tcBorders>
+              <w:top w:val="single" w:sz="6" w:space="0" w:color="auto"/>
+              <w:left w:val="single" w:sz="6" w:space="0" w:color="auto"/>
+              <w:bottom w:val="single" w:sz="6" w:space="0" w:color="auto"/>
+              <w:right w:val="single" w:sz="6" w:space="0" w:color="auto"/>
+            </w:tcBorders>
+            <w:vAlign w:val="center"/>
+            <w:hideMark/>
+          </w:tcPr>
+          <w:p>
+            <w:pPr>
+              <w:jc w:val="center"/>
+              <w:rPr>
+                <w:rFonts w:ascii="Times New Roman" w:hAnsi="Times New Roman" w:cs="Times New Roman"/>
+                <w:sz w:val="16"/>
+                <w:szCs w:val="16"/>
+              </w:rPr>
+            </w:pPr>
+            <w:r>
+              <w:rPr>
+                <w:rFonts w:ascii="Times New Roman" w:hAnsi="Times New Roman" w:cs="Times New Roman"/>
+                <w:sz w:val="16"/>
+                <w:szCs w:val="16"/>
+              </w:rPr>
+              <w:t>Hungary: Domestic commercial, office, and logistics (low residential exposure).</w:t>
+            </w:r>
+          </w:p>
+        </w:tc>
+        <w:tc>
+          <w:tcPr>
+            <w:tcW w:w="0" w:type="auto"/>
+            <w:tcBorders>
+              <w:top w:val="single" w:sz="6" w:space="0" w:color="auto"/>
+              <w:left w:val="single" w:sz="6" w:space="0" w:color="auto"/>
+              <w:bottom w:val="single" w:sz="6" w:space="0" w:color="auto"/>
+              <w:right w:val="single" w:sz="6" w:space="0" w:color="auto"/>
+            </w:tcBorders>
+            <w:vAlign w:val="center"/>
+            <w:hideMark/>
+          </w:tcPr>
+          <w:p>
+            <w:pPr>
+              <w:jc w:val="center"/>
+              <w:rPr>
+                <w:rFonts w:ascii="Times New Roman" w:hAnsi="Times New Roman" w:cs="Times New Roman"/>
+                <w:sz w:val="16"/>
+                <w:szCs w:val="16"/>
+              </w:rPr>
+            </w:pPr>
+            <w:r>
+              <w:rPr>
+                <w:rFonts w:ascii="Times New Roman" w:hAnsi="Times New Roman" w:cs="Times New Roman"/>
+                <w:sz w:val="16"/>
+                <w:szCs w:val="16"/>
+              </w:rPr>
+              <w:t>~1.50% - 2.00% annually</w:t>
+            </w:r>
+          </w:p>
+        </w:tc>
+        <w:tc>
+          <w:tcPr>
+            <w:tcW w:w="0" w:type="auto"/>
+            <w:tcBorders>
+              <w:top w:val="single" w:sz="6" w:space="0" w:color="auto"/>
+              <w:left w:val="single" w:sz="6" w:space="0" w:color="auto"/>
+              <w:bottom w:val="single" w:sz="6" w:space="0" w:color="auto"/>
+              <w:right w:val="single" w:sz="6" w:space="0" w:color="auto"/>
+            </w:tcBorders>
+            <w:vAlign w:val="center"/>
+            <w:hideMark/>
+          </w:tcPr>
+          <w:p>
+            <w:pPr>
+              <w:jc w:val="center"/>
+              <w:rPr>
+                <w:rFonts w:ascii="Times New Roman" w:hAnsi="Times New Roman" w:cs="Times New Roman"/>
+                <w:sz w:val="16"/>
+                <w:szCs w:val="16"/>
+              </w:rPr>
+            </w:pPr>
+            <w:r>
+              <w:rPr>
+                <w:rFonts w:ascii="Times New Roman" w:hAnsi="Times New Roman" w:cs="Times New Roman"/>
+                <w:sz w:val="16"/>
+                <w:szCs w:val="16"/>
+              </w:rPr>
+              <w:t>1.00% - 5.00% front-end load (Often waived)</w:t>
+            </w:r>
+          </w:p>
+        </w:tc>
+        <w:tc>
+          <w:tcPr>
+            <w:tcW w:w="0" w:type="auto"/>
+            <w:tcBorders>
+              <w:top w:val="single" w:sz="6" w:space="0" w:color="auto"/>
+              <w:left w:val="single" w:sz="6" w:space="0" w:color="auto"/>
+              <w:bottom w:val="single" w:sz="6" w:space="0" w:color="auto"/>
+              <w:right w:val="single" w:sz="6" w:space="0" w:color="auto"/>
+            </w:tcBorders>
+            <w:vAlign w:val="center"/>
+            <w:hideMark/>
+          </w:tcPr>
+          <w:p>
+            <w:pPr>
+              <w:jc w:val="center"/>
+              <w:rPr>
+                <w:rFonts w:ascii="Times New Roman" w:hAnsi="Times New Roman" w:cs="Times New Roman"/>
+                <w:sz w:val="16"/>
+                <w:szCs w:val="16"/>
+              </w:rPr>
+            </w:pPr>
+            <w:r>
+              <w:rPr>
+                <w:rFonts w:ascii="Times New Roman" w:hAnsi="Times New Roman" w:cs="Times New Roman"/>
+                <w:sz w:val="16"/>
+                <w:szCs w:val="16"/>
+              </w:rPr>
+              <w:t>Platforms: OTP Bank, Erste, KBC.</w:t>
+            </w:r>
+          </w:p>
+          <w:p>
+            <w:pPr>
+              <w:jc w:val="center"/>
+              <w:rPr>
+                <w:rFonts w:ascii="Times New Roman" w:hAnsi="Times New Roman" w:cs="Times New Roman"/>
+                <w:sz w:val="16"/>
+                <w:szCs w:val="16"/>
+              </w:rPr>
+            </w:pPr>
+            <w:r>
+              <w:rPr>
+                <w:rFonts w:ascii="Times New Roman" w:hAnsi="Times New Roman" w:cs="Times New Roman"/>
+                <w:sz w:val="16"/>
+                <w:szCs w:val="16"/>
+              </w:rPr>
+              <w:t>Broker Fee: Varies by distributor.</w:t>
+            </w:r>
+          </w:p>
+        </w:tc>
+      </w:tr>
+      <w:tr>
+        <w:trPr>
+          <w:tblCellSpacing w:w="15" w:type="dxa"/>
+        </w:trPr>
+        <w:tc>
+          <w:tcPr>
+            <w:tcW w:w="0" w:type="auto"/>
+            <w:tcBorders>
+              <w:top w:val="single" w:sz="6" w:space="0" w:color="auto"/>
+              <w:left w:val="single" w:sz="6" w:space="0" w:color="auto"/>
+              <w:bottom w:val="single" w:sz="6" w:space="0" w:color="auto"/>
+              <w:right w:val="single" w:sz="6" w:space="0" w:color="auto"/>
+            </w:tcBorders>
+            <w:vAlign w:val="center"/>
+            <w:hideMark/>
+          </w:tcPr>
+          <w:p>
+            <w:pPr>
+              <w:jc w:val="center"/>
+              <w:rPr>
+                <w:rFonts w:ascii="Times New Roman" w:hAnsi="Times New Roman" w:cs="Times New Roman"/>
+                <w:sz w:val="16"/>
+                <w:szCs w:val="16"/>
+              </w:rPr>
+            </w:pPr>
+            <w:r>
+              <w:rPr>
+                <w:rFonts w:ascii="Times New Roman" w:hAnsi="Times New Roman" w:cs="Times New Roman"/>
+                <w:sz w:val="16"/>
+                <w:szCs w:val="16"/>
+              </w:rPr>
+              <w:t>Duna House Group Nyrt. (DUNAHOUSE.BU)</w:t>
+            </w:r>
+          </w:p>
+        </w:tc>
+        <w:tc>
+          <w:tcPr>
+            <w:tcW w:w="0" w:type="auto"/>
+            <w:tcBorders>
+              <w:top w:val="single" w:sz="6" w:space="0" w:color="auto"/>
+              <w:left w:val="single" w:sz="6" w:space="0" w:color="auto"/>
+              <w:bottom w:val="single" w:sz="6" w:space="0" w:color="auto"/>
+              <w:right w:val="single" w:sz="6" w:space="0" w:color="auto"/>
+            </w:tcBorders>
+            <w:vAlign w:val="center"/>
+            <w:hideMark/>
+          </w:tcPr>
+          <w:p>
+            <w:pPr>
+              <w:jc w:val="center"/>
+              <w:rPr>
+                <w:rFonts w:ascii="Times New Roman" w:hAnsi="Times New Roman" w:cs="Times New Roman"/>
+                <w:sz w:val="16"/>
+                <w:szCs w:val="16"/>
+              </w:rPr>
+            </w:pPr>
+            <w:r>
+              <w:rPr>
+                <w:rFonts w:ascii="Times New Roman" w:hAnsi="Times New Roman" w:cs="Times New Roman"/>
+                <w:sz w:val="16"/>
+                <w:szCs w:val="16"/>
+              </w:rPr>
+              <w:t>Corporate Equity</w:t>
+            </w:r>
+          </w:p>
+        </w:tc>
+        <w:tc>
+          <w:tcPr>
+            <w:tcW w:w="0" w:type="auto"/>
+            <w:tcBorders>
+              <w:top w:val="single" w:sz="6" w:space="0" w:color="auto"/>
+              <w:left w:val="single" w:sz="6" w:space="0" w:color="auto"/>
+              <w:bottom w:val="single" w:sz="6" w:space="0" w:color="auto"/>
+              <w:right w:val="single" w:sz="6" w:space="0" w:color="auto"/>
+            </w:tcBorders>
+            <w:vAlign w:val="center"/>
+            <w:hideMark/>
+          </w:tcPr>
+          <w:p>
+            <w:pPr>
+              <w:jc w:val="center"/>
+              <w:rPr>
+                <w:rFonts w:ascii="Times New Roman" w:hAnsi="Times New Roman" w:cs="Times New Roman"/>
+                <w:sz w:val="16"/>
+                <w:szCs w:val="16"/>
+              </w:rPr>
+            </w:pPr>
+            <w:r>
+              <w:rPr>
+                <w:rFonts w:ascii="Times New Roman" w:hAnsi="Times New Roman" w:cs="Times New Roman"/>
+                <w:sz w:val="16"/>
+                <w:szCs w:val="16"/>
+              </w:rPr>
+              <w:t>Hungary/CEE: Real estate transaction volume and mortgage brokerage velocity.</w:t>
+            </w:r>
+          </w:p>
+        </w:tc>
+        <w:tc>
+          <w:tcPr>
+            <w:tcW w:w="0" w:type="auto"/>
+            <w:tcBorders>
+              <w:top w:val="single" w:sz="6" w:space="0" w:color="auto"/>
+              <w:left w:val="single" w:sz="6" w:space="0" w:color="auto"/>
+              <w:bottom w:val="single" w:sz="6" w:space="0" w:color="auto"/>
+              <w:right w:val="single" w:sz="6" w:space="0" w:color="auto"/>
+            </w:tcBorders>
+            <w:vAlign w:val="center"/>
+            <w:hideMark/>
+          </w:tcPr>
+          <w:p>
+            <w:pPr>
+              <w:jc w:val="center"/>
+              <w:rPr>
+                <w:rFonts w:ascii="Times New Roman" w:hAnsi="Times New Roman" w:cs="Times New Roman"/>
+                <w:sz w:val="16"/>
+                <w:szCs w:val="16"/>
+              </w:rPr>
+            </w:pPr>
+            <w:r>
+              <w:rPr>
+                <w:rFonts w:ascii="Times New Roman" w:hAnsi="Times New Roman" w:cs="Times New Roman"/>
+                <w:sz w:val="16"/>
+                <w:szCs w:val="16"/>
+              </w:rPr>
+              <w:t>N/A (Direct Equity)</w:t>
+            </w:r>
+          </w:p>
+        </w:tc>
+        <w:tc>
+          <w:tcPr>
+            <w:tcW w:w="0" w:type="auto"/>
+            <w:tcBorders>
+              <w:top w:val="single" w:sz="6" w:space="0" w:color="auto"/>
+              <w:left w:val="single" w:sz="6" w:space="0" w:color="auto"/>
+              <w:bottom w:val="single" w:sz="6" w:space="0" w:color="auto"/>
+              <w:right w:val="single" w:sz="6" w:space="0" w:color="auto"/>
+            </w:tcBorders>
+            <w:vAlign w:val="center"/>
+            <w:hideMark/>
+          </w:tcPr>
+          <w:p>
+            <w:pPr>
+              <w:jc w:val="center"/>
+              <w:rPr>
+                <w:rFonts w:ascii="Times New Roman" w:hAnsi="Times New Roman" w:cs="Times New Roman"/>
+                <w:sz w:val="16"/>
+                <w:szCs w:val="16"/>
+              </w:rPr>
+            </w:pPr>
+            <w:r>
+              <w:rPr>
+                <w:rFonts w:ascii="Times New Roman" w:hAnsi="Times New Roman" w:cs="Times New Roman"/>
+                <w:sz w:val="16"/>
+                <w:szCs w:val="16"/>
+              </w:rPr>
+              <w:t>~0.50% - 1.00%</w:t>
+            </w:r>
+          </w:p>
+        </w:tc>
+        <w:tc>
+          <w:tcPr>
+            <w:tcW w:w="0" w:type="auto"/>
+            <w:tcBorders>
+              <w:top w:val="single" w:sz="6" w:space="0" w:color="auto"/>
+              <w:left w:val="single" w:sz="6" w:space="0" w:color="auto"/>
+              <w:bottom w:val="single" w:sz="6" w:space="0" w:color="auto"/>
+              <w:right w:val="single" w:sz="6" w:space="0" w:color="auto"/>
+            </w:tcBorders>
+            <w:vAlign w:val="center"/>
+            <w:hideMark/>
+          </w:tcPr>
+          <w:p>
+            <w:pPr>
+              <w:jc w:val="center"/>
+              <w:rPr>
+                <w:rFonts w:ascii="Times New Roman" w:hAnsi="Times New Roman" w:cs="Times New Roman"/>
+                <w:sz w:val="16"/>
+                <w:szCs w:val="16"/>
+              </w:rPr>
+            </w:pPr>
+            <w:r>
+              <w:rPr>
+                <w:rFonts w:ascii="Times New Roman" w:hAnsi="Times New Roman" w:cs="Times New Roman"/>
+                <w:sz w:val="16"/>
+                <w:szCs w:val="16"/>
+              </w:rPr>
+              <w:t>Platforms: BSE/BÉT connected brokers.</w:t>
+            </w:r>
+          </w:p>
+          <w:p>
+            <w:pPr>
+              <w:jc w:val="center"/>
+              <w:rPr>
+                <w:rFonts w:ascii="Times New Roman" w:hAnsi="Times New Roman" w:cs="Times New Roman"/>
+                <w:sz w:val="16"/>
+                <w:szCs w:val="16"/>
+              </w:rPr>
+            </w:pPr>
+            <w:r>
+              <w:rPr>
+                <w:rFonts w:ascii="Times New Roman" w:hAnsi="Times New Roman" w:cs="Times New Roman"/>
+                <w:sz w:val="16"/>
+                <w:szCs w:val="16"/>
+              </w:rPr>
+              <w:br/>
+            </w:r>
+            <w:r>
+              <w:rPr>
+                <w:rFonts w:ascii="Times New Roman" w:hAnsi="Times New Roman" w:cs="Times New Roman"/>
+                <w:sz w:val="16"/>
+                <w:szCs w:val="16"/>
+              </w:rPr>
+              <w:t>B</w:t>
+            </w:r>
+            <w:r>
+              <w:rPr>
+                <w:rFonts w:ascii="Times New Roman" w:hAnsi="Times New Roman" w:cs="Times New Roman"/>
+                <w:sz w:val="16"/>
+                <w:szCs w:val="16"/>
+              </w:rPr>
+              <w:t>roker Fee: ~0.20% - 0.50% / trade.</w:t>
+            </w:r>
+          </w:p>
+        </w:tc>
+      </w:tr>
+      <w:tr>
+        <w:trPr>
+          <w:tblCellSpacing w:w="15" w:type="dxa"/>
+        </w:trPr>
+        <w:tc>
+          <w:tcPr>
+            <w:tcW w:w="0" w:type="auto"/>
+            <w:tcBorders>
+              <w:top w:val="single" w:sz="6" w:space="0" w:color="auto"/>
+              <w:left w:val="single" w:sz="6" w:space="0" w:color="auto"/>
+              <w:bottom w:val="single" w:sz="6" w:space="0" w:color="auto"/>
+              <w:right w:val="single" w:sz="6" w:space="0" w:color="auto"/>
+            </w:tcBorders>
+            <w:vAlign w:val="center"/>
+            <w:hideMark/>
+          </w:tcPr>
+          <w:p>
+            <w:pPr>
+              <w:jc w:val="center"/>
+              <w:rPr>
+                <w:rFonts w:ascii="Times New Roman" w:hAnsi="Times New Roman" w:cs="Times New Roman"/>
+                <w:sz w:val="16"/>
+                <w:szCs w:val="16"/>
+              </w:rPr>
+            </w:pPr>
+            <w:r>
+              <w:rPr>
+                <w:rFonts w:ascii="Times New Roman" w:hAnsi="Times New Roman" w:cs="Times New Roman"/>
+                <w:sz w:val="16"/>
+                <w:szCs w:val="16"/>
+              </w:rPr>
+              <w:t>Physical Sale via Duna House</w:t>
+            </w:r>
+          </w:p>
+        </w:tc>
+        <w:tc>
+          <w:tcPr>
+            <w:tcW w:w="0" w:type="auto"/>
+            <w:tcBorders>
+              <w:top w:val="single" w:sz="6" w:space="0" w:color="auto"/>
+              <w:left w:val="single" w:sz="6" w:space="0" w:color="auto"/>
+              <w:bottom w:val="single" w:sz="6" w:space="0" w:color="auto"/>
+              <w:right w:val="single" w:sz="6" w:space="0" w:color="auto"/>
+            </w:tcBorders>
+            <w:vAlign w:val="center"/>
+            <w:hideMark/>
+          </w:tcPr>
+          <w:p>
+            <w:pPr>
+              <w:jc w:val="center"/>
+              <w:rPr>
+                <w:rFonts w:ascii="Times New Roman" w:hAnsi="Times New Roman" w:cs="Times New Roman"/>
+                <w:sz w:val="16"/>
+                <w:szCs w:val="16"/>
+              </w:rPr>
+            </w:pPr>
+            <w:r>
+              <w:rPr>
+                <w:rFonts w:ascii="Times New Roman" w:hAnsi="Times New Roman" w:cs="Times New Roman"/>
+                <w:sz w:val="16"/>
+                <w:szCs w:val="16"/>
+              </w:rPr>
+              <w:t>Physical Asset</w:t>
+            </w:r>
+          </w:p>
+        </w:tc>
+        <w:tc>
+          <w:tcPr>
+            <w:tcW w:w="0" w:type="auto"/>
+            <w:tcBorders>
+              <w:top w:val="single" w:sz="6" w:space="0" w:color="auto"/>
+              <w:left w:val="single" w:sz="6" w:space="0" w:color="auto"/>
+              <w:bottom w:val="single" w:sz="6" w:space="0" w:color="auto"/>
+              <w:right w:val="single" w:sz="6" w:space="0" w:color="auto"/>
+            </w:tcBorders>
+            <w:vAlign w:val="center"/>
+            <w:hideMark/>
+          </w:tcPr>
+          <w:p>
+            <w:pPr>
+              <w:jc w:val="center"/>
+              <w:rPr>
+                <w:rFonts w:ascii="Times New Roman" w:hAnsi="Times New Roman" w:cs="Times New Roman"/>
+                <w:sz w:val="16"/>
+                <w:szCs w:val="16"/>
+              </w:rPr>
+            </w:pPr>
+            <w:r>
+              <w:rPr>
+                <w:rFonts w:ascii="Times New Roman" w:hAnsi="Times New Roman" w:cs="Times New Roman"/>
+                <w:sz w:val="16"/>
+                <w:szCs w:val="16"/>
+              </w:rPr>
+              <w:t>Hungary: 1:1 exposure to a specific local property.</w:t>
+            </w:r>
+          </w:p>
+        </w:tc>
+        <w:tc>
+          <w:tcPr>
+            <w:tcW w:w="0" w:type="auto"/>
+            <w:tcBorders>
+              <w:top w:val="single" w:sz="6" w:space="0" w:color="auto"/>
+              <w:left w:val="single" w:sz="6" w:space="0" w:color="auto"/>
+              <w:bottom w:val="single" w:sz="6" w:space="0" w:color="auto"/>
+              <w:right w:val="single" w:sz="6" w:space="0" w:color="auto"/>
+            </w:tcBorders>
+            <w:vAlign w:val="center"/>
+            <w:hideMark/>
+          </w:tcPr>
+          <w:p>
+            <w:pPr>
+              <w:jc w:val="center"/>
+              <w:rPr>
+                <w:rFonts w:ascii="Times New Roman" w:hAnsi="Times New Roman" w:cs="Times New Roman"/>
+                <w:sz w:val="16"/>
+                <w:szCs w:val="16"/>
+              </w:rPr>
+            </w:pPr>
+            <w:r>
+              <w:rPr>
+                <w:rFonts w:ascii="Times New Roman" w:hAnsi="Times New Roman" w:cs="Times New Roman"/>
+                <w:sz w:val="16"/>
+                <w:szCs w:val="16"/>
+              </w:rPr>
+              <w:t>Maintenance, utilities, property taxes.</w:t>
+            </w:r>
+          </w:p>
+        </w:tc>
+        <w:tc>
+          <w:tcPr>
+            <w:tcW w:w="0" w:type="auto"/>
+            <w:tcBorders>
+              <w:top w:val="single" w:sz="6" w:space="0" w:color="auto"/>
+              <w:left w:val="single" w:sz="6" w:space="0" w:color="auto"/>
+              <w:bottom w:val="single" w:sz="6" w:space="0" w:color="auto"/>
+              <w:right w:val="single" w:sz="6" w:space="0" w:color="auto"/>
+            </w:tcBorders>
+            <w:vAlign w:val="center"/>
+            <w:hideMark/>
+          </w:tcPr>
+          <w:p>
+            <w:pPr>
+              <w:jc w:val="center"/>
+              <w:rPr>
+                <w:rFonts w:ascii="Times New Roman" w:hAnsi="Times New Roman" w:cs="Times New Roman"/>
+                <w:sz w:val="16"/>
+                <w:szCs w:val="16"/>
+              </w:rPr>
+            </w:pPr>
+            <w:r>
+              <w:rPr>
+                <w:rFonts w:ascii="Times New Roman" w:hAnsi="Times New Roman" w:cs="Times New Roman"/>
+                <w:sz w:val="16"/>
+                <w:szCs w:val="16"/>
+              </w:rPr>
+              <w:t>3.0% - 5.0% agency success fee on final price.</w:t>
+            </w:r>
+          </w:p>
+        </w:tc>
+        <w:tc>
+          <w:tcPr>
+            <w:tcW w:w="0" w:type="auto"/>
+            <w:tcBorders>
+              <w:top w:val="single" w:sz="6" w:space="0" w:color="auto"/>
+              <w:left w:val="single" w:sz="6" w:space="0" w:color="auto"/>
+              <w:bottom w:val="single" w:sz="6" w:space="0" w:color="auto"/>
+              <w:right w:val="single" w:sz="6" w:space="0" w:color="auto"/>
+            </w:tcBorders>
+            <w:vAlign w:val="center"/>
+            <w:hideMark/>
+          </w:tcPr>
+          <w:p>
+            <w:pPr>
+              <w:jc w:val="center"/>
+              <w:rPr>
+                <w:rFonts w:ascii="Times New Roman" w:hAnsi="Times New Roman" w:cs="Times New Roman"/>
+                <w:sz w:val="16"/>
+                <w:szCs w:val="16"/>
+              </w:rPr>
+            </w:pPr>
+            <w:r>
+              <w:rPr>
+                <w:rFonts w:ascii="Times New Roman" w:hAnsi="Times New Roman" w:cs="Times New Roman"/>
+                <w:sz w:val="16"/>
+                <w:szCs w:val="16"/>
+              </w:rPr>
+              <w:t>Platforms: Duna House physical branch network.</w:t>
+            </w:r>
+          </w:p>
+          <w:p>
+            <w:pPr>
+              <w:jc w:val="center"/>
+              <w:rPr>
+                <w:rFonts w:ascii="Times New Roman" w:hAnsi="Times New Roman" w:cs="Times New Roman"/>
+                <w:sz w:val="16"/>
+                <w:szCs w:val="16"/>
+              </w:rPr>
+            </w:pPr>
+            <w:r>
+              <w:rPr>
+                <w:rFonts w:ascii="Times New Roman" w:hAnsi="Times New Roman" w:cs="Times New Roman"/>
+                <w:sz w:val="16"/>
+                <w:szCs w:val="16"/>
+              </w:rPr>
+              <w:lastRenderedPageBreak/>
+              <w:t>Broker Fee: Paid by the seller upon success.</w:t>
+            </w:r>
+          </w:p>
+        </w:tc>
+      </w:tr>
+    </w:tbl>
+    <w:p>
+      <w:pPr>
+        <w:jc w:val="both"/>
+        <w:rPr>
+          <w:rFonts w:ascii="Times New Roman" w:hAnsi="Times New Roman" w:cs="Times New Roman"/>
+          <w:sz w:val="20"/>
+          <w:szCs w:val="20"/>
+        </w:rPr>
+      </w:pPr>
+    </w:p>
+    <w:p>
+      <w:pPr>
+        <w:jc w:val="both"/>
+        <w:rPr>
+          <w:rFonts w:ascii="Times New Roman" w:hAnsi="Times New Roman" w:cs="Times New Roman"/>
+          <w:b/>
+          <w:bCs/>
+          <w:sz w:val="20"/>
+          <w:szCs w:val="20"/>
+        </w:rPr>
+      </w:pPr>
+      <w:r>
+        <w:rPr>
+          <w:rFonts w:ascii="Times New Roman" w:hAnsi="Times New Roman" w:cs="Times New Roman"/>
+          <w:b/>
+          <w:bCs/>
+          <w:sz w:val="20"/>
+          <w:szCs w:val="20"/>
+        </w:rPr>
+        <w:t>Szakmai kiegészítés a jelentéshez: Mit jelent a "Kitettség" (Exposure) és a Korreláció?</w:t>
+      </w:r>
+    </w:p>
+    <w:p>
+      <w:pPr>
+        <w:jc w:val="both"/>
+        <w:rPr>
+          <w:rFonts w:ascii="Times New Roman" w:hAnsi="Times New Roman" w:cs="Times New Roman"/>
+          <w:sz w:val="20"/>
+          <w:szCs w:val="20"/>
+        </w:rPr>
+      </w:pPr>
+      <w:r>
+        <w:rPr>
+          <w:rFonts w:ascii="Times New Roman" w:hAnsi="Times New Roman" w:cs="Times New Roman"/>
+          <w:sz w:val="20"/>
+          <w:szCs w:val="20"/>
+        </w:rPr>
+        <w:t xml:space="preserve">A fenti eszközök elemzése rávilágít egy kritikus problémára a lakóingatlan-piaci (residential) befektetések esetén: </w:t>
+      </w:r>
+      <w:r>
+        <w:rPr>
+          <w:rFonts w:ascii="Times New Roman" w:hAnsi="Times New Roman" w:cs="Times New Roman"/>
+          <w:b/>
+          <w:bCs/>
+          <w:sz w:val="20"/>
+          <w:szCs w:val="20"/>
+        </w:rPr>
+        <w:t>a tiszta indexkövetés (mint mondjuk egy S&amp;P 500 ETF esetében) a hazai lakáspiacon jelenleg nem lehetséges a lakossági befektetők számára.</w:t>
+      </w:r>
+    </w:p>
+    <w:p>
+      <w:pPr>
+        <w:numPr>
+          <w:ilvl w:val="0"/>
+          <w:numId w:val="11"/>
+        </w:numPr>
+        <w:jc w:val="both"/>
+        <w:rPr>
+          <w:rFonts w:ascii="Times New Roman" w:hAnsi="Times New Roman" w:cs="Times New Roman"/>
+          <w:sz w:val="20"/>
+          <w:szCs w:val="20"/>
+        </w:rPr>
+      </w:pPr>
+      <w:r>
+        <w:rPr>
+          <w:rFonts w:ascii="Times New Roman" w:hAnsi="Times New Roman" w:cs="Times New Roman"/>
+          <w:b/>
+          <w:bCs/>
+          <w:sz w:val="20"/>
+          <w:szCs w:val="20"/>
+        </w:rPr>
+        <w:t>A Kitettség tárgya (Mit is veszünk valójában?):</w:t>
+      </w:r>
+    </w:p>
+    <w:p>
+      <w:pPr>
+        <w:numPr>
+          <w:ilvl w:val="1"/>
+          <w:numId w:val="11"/>
+        </w:numPr>
+        <w:jc w:val="both"/>
+        <w:rPr>
+          <w:rFonts w:ascii="Times New Roman" w:hAnsi="Times New Roman" w:cs="Times New Roman"/>
+          <w:sz w:val="20"/>
+          <w:szCs w:val="20"/>
+        </w:rPr>
+      </w:pPr>
+      <w:r>
+        <w:rPr>
+          <w:rFonts w:ascii="Times New Roman" w:hAnsi="Times New Roman" w:cs="Times New Roman"/>
+          <w:sz w:val="20"/>
+          <w:szCs w:val="20"/>
+        </w:rPr>
+        <w:t xml:space="preserve">Amikor amerikai (REZ, RESI) vagy európai (Vonovia) papírokat veszünk, valódi, fizikai lakóingatlanok értékváltozásához és bérleti díjaihoz kapunk hozzáférést, rendkívül alacsony díjak mellett. Ennek ára azonban a </w:t>
+      </w:r>
+      <w:r>
+        <w:rPr>
+          <w:rFonts w:ascii="Times New Roman" w:hAnsi="Times New Roman" w:cs="Times New Roman"/>
+          <w:i/>
+          <w:iCs/>
+          <w:sz w:val="20"/>
+          <w:szCs w:val="20"/>
+        </w:rPr>
+        <w:t>földrajzi kitettség</w:t>
+      </w:r>
+      <w:r>
+        <w:rPr>
+          <w:rFonts w:ascii="Times New Roman" w:hAnsi="Times New Roman" w:cs="Times New Roman"/>
+          <w:sz w:val="20"/>
+          <w:szCs w:val="20"/>
+        </w:rPr>
+        <w:t>: ha a hazai (KSH vagy MNB) lakásárindexet akarjuk lekövetni, ezek az eszközök teljesen haszontalanok, hiszen más makrogazdasági környezetben mozognak.</w:t>
+      </w:r>
+    </w:p>
+    <w:p>
+      <w:pPr>
+        <w:numPr>
+          <w:ilvl w:val="1"/>
+          <w:numId w:val="11"/>
+        </w:numPr>
+        <w:jc w:val="both"/>
+        <w:rPr>
+          <w:rFonts w:ascii="Times New Roman" w:hAnsi="Times New Roman" w:cs="Times New Roman"/>
+          <w:sz w:val="20"/>
+          <w:szCs w:val="20"/>
+        </w:rPr>
+      </w:pPr>
+      <w:r>
+        <w:rPr>
+          <w:rFonts w:ascii="Times New Roman" w:hAnsi="Times New Roman" w:cs="Times New Roman"/>
+          <w:sz w:val="20"/>
+          <w:szCs w:val="20"/>
+        </w:rPr>
+        <w:t>A népszerű hazai alapok (pl. OTP Ingatlanalap) bár földrajzilag jó helyen vannak, a kitettségük nem lakossági, hanem kereskedelmi és irodai. Így ha a lakásárak kilőnek, de az irodapiac stagnál, az alap hozama elmarad a lakásárindextől.</w:t>
+      </w:r>
+    </w:p>
+    <w:p>
+      <w:pPr>
+        <w:numPr>
+          <w:ilvl w:val="0"/>
+          <w:numId w:val="11"/>
+        </w:numPr>
+        <w:jc w:val="both"/>
+        <w:rPr>
+          <w:rFonts w:ascii="Times New Roman" w:hAnsi="Times New Roman" w:cs="Times New Roman"/>
+          <w:sz w:val="20"/>
+          <w:szCs w:val="20"/>
+        </w:rPr>
+      </w:pPr>
+      <w:r>
+        <w:rPr>
+          <w:rFonts w:ascii="Times New Roman" w:hAnsi="Times New Roman" w:cs="Times New Roman"/>
+          <w:b/>
+          <w:bCs/>
+          <w:sz w:val="20"/>
+          <w:szCs w:val="20"/>
+        </w:rPr>
+        <w:t>Árindex vs. Tranzakciós Volumen (A Duna House paradoxon):</w:t>
+      </w:r>
+    </w:p>
+    <w:p>
+      <w:pPr>
+        <w:numPr>
+          <w:ilvl w:val="1"/>
+          <w:numId w:val="11"/>
+        </w:numPr>
+        <w:jc w:val="both"/>
+        <w:rPr>
+          <w:rFonts w:ascii="Times New Roman" w:hAnsi="Times New Roman" w:cs="Times New Roman"/>
+          <w:sz w:val="20"/>
+          <w:szCs w:val="20"/>
+        </w:rPr>
+      </w:pPr>
+      <w:r>
+        <w:rPr>
+          <w:rFonts w:ascii="Times New Roman" w:hAnsi="Times New Roman" w:cs="Times New Roman"/>
+          <w:sz w:val="20"/>
+          <w:szCs w:val="20"/>
+        </w:rPr>
+        <w:t xml:space="preserve">A </w:t>
+      </w:r>
+      <w:r>
+        <w:rPr>
+          <w:rFonts w:ascii="Times New Roman" w:hAnsi="Times New Roman" w:cs="Times New Roman"/>
+          <w:b/>
+          <w:bCs/>
+          <w:sz w:val="20"/>
+          <w:szCs w:val="20"/>
+        </w:rPr>
+        <w:t>Duna House (DUNAHOUSE.BU)</w:t>
+      </w:r>
+      <w:r>
+        <w:rPr>
+          <w:rFonts w:ascii="Times New Roman" w:hAnsi="Times New Roman" w:cs="Times New Roman"/>
+          <w:sz w:val="20"/>
+          <w:szCs w:val="20"/>
+        </w:rPr>
+        <w:t xml:space="preserve"> részvény megvásárlása gyakori próbálkozás a hazai lakáspiac lekövetésére, de fontos érteni, hogy ez </w:t>
+      </w:r>
+      <w:r>
+        <w:rPr>
+          <w:rFonts w:ascii="Times New Roman" w:hAnsi="Times New Roman" w:cs="Times New Roman"/>
+          <w:i/>
+          <w:iCs/>
+          <w:sz w:val="20"/>
+          <w:szCs w:val="20"/>
+        </w:rPr>
+        <w:t>nem</w:t>
+      </w:r>
+      <w:r>
+        <w:rPr>
+          <w:rFonts w:ascii="Times New Roman" w:hAnsi="Times New Roman" w:cs="Times New Roman"/>
+          <w:sz w:val="20"/>
+          <w:szCs w:val="20"/>
+        </w:rPr>
+        <w:t xml:space="preserve"> a lakásárakkal (tehát nem a lakásárindexszel) korrelál közvetlenül. A Duna House kitettsége a piac </w:t>
+      </w:r>
+      <w:r>
+        <w:rPr>
+          <w:rFonts w:ascii="Times New Roman" w:hAnsi="Times New Roman" w:cs="Times New Roman"/>
+          <w:i/>
+          <w:iCs/>
+          <w:sz w:val="20"/>
+          <w:szCs w:val="20"/>
+        </w:rPr>
+        <w:t>forgalmára és likviditására</w:t>
+      </w:r>
+      <w:r>
+        <w:rPr>
+          <w:rFonts w:ascii="Times New Roman" w:hAnsi="Times New Roman" w:cs="Times New Roman"/>
+          <w:sz w:val="20"/>
+          <w:szCs w:val="20"/>
+        </w:rPr>
+        <w:t xml:space="preserve"> vonatkozik. Egy stagnáló árakkal, de sok adásvétellel pörgő piacon a DH részvények szárnyalhatnak, míg egy "befagyott", tranzakció nélküli, de magas árszinten ragadt piacon a cég bevételei (és így a részvényárfolyam) eshetnek.</w:t>
+      </w:r>
+    </w:p>
+    <w:p>
+      <w:pPr>
+        <w:numPr>
+          <w:ilvl w:val="0"/>
+          <w:numId w:val="11"/>
+        </w:numPr>
+        <w:jc w:val="both"/>
+        <w:rPr>
+          <w:rFonts w:ascii="Times New Roman" w:hAnsi="Times New Roman" w:cs="Times New Roman"/>
+          <w:sz w:val="20"/>
+          <w:szCs w:val="20"/>
+        </w:rPr>
+      </w:pPr>
+      <w:r>
+        <w:rPr>
+          <w:rFonts w:ascii="Times New Roman" w:hAnsi="Times New Roman" w:cs="Times New Roman"/>
+          <w:b/>
+          <w:bCs/>
+          <w:sz w:val="20"/>
+          <w:szCs w:val="20"/>
+        </w:rPr>
+        <w:t>Fizikai valóság és a likviditási prémium:</w:t>
+      </w:r>
+    </w:p>
+    <w:p>
+      <w:pPr>
+        <w:numPr>
+          <w:ilvl w:val="1"/>
+          <w:numId w:val="11"/>
+        </w:numPr>
+        <w:jc w:val="both"/>
+        <w:rPr>
+          <w:rFonts w:ascii="Times New Roman" w:hAnsi="Times New Roman" w:cs="Times New Roman"/>
+          <w:sz w:val="20"/>
+          <w:szCs w:val="20"/>
+        </w:rPr>
+      </w:pPr>
+      <w:r>
+        <w:rPr>
+          <w:rFonts w:ascii="Times New Roman" w:hAnsi="Times New Roman" w:cs="Times New Roman"/>
+          <w:sz w:val="20"/>
+          <w:szCs w:val="20"/>
+        </w:rPr>
+        <w:t xml:space="preserve">Ha a cél a hazai lakásárindex pontos és közvetlen követése, a fizikai ingatlan megvásárlása és (későbbi) értékesítése az egyetlen valós út. Itt a kitettség 1:1, a korreláció tökéletes a lokális piaccal. Azonban az értékpapírok 0,05%-os spreadjével szemben egy lakás eladásakor azonnal </w:t>
+      </w:r>
+      <w:r>
+        <w:rPr>
+          <w:rFonts w:ascii="Times New Roman" w:hAnsi="Times New Roman" w:cs="Times New Roman"/>
+          <w:b/>
+          <w:bCs/>
+          <w:sz w:val="20"/>
+          <w:szCs w:val="20"/>
+        </w:rPr>
+        <w:t>3-5%-os tranzakciós veszteséget (friction cost)</w:t>
+      </w:r>
+      <w:r>
+        <w:rPr>
+          <w:rFonts w:ascii="Times New Roman" w:hAnsi="Times New Roman" w:cs="Times New Roman"/>
+          <w:sz w:val="20"/>
+          <w:szCs w:val="20"/>
+        </w:rPr>
+        <w:t xml:space="preserve"> szenvedünk el egy közvetítő (mint a Duna House) bevonása esetén, és a tőke évekig illikvid formában van lekötve.</w:t>
+      </w:r>
+    </w:p>
+    <w:p>
+      <w:pPr>
+        <w:jc w:val="both"/>
+        <w:rPr>
+          <w:rFonts w:ascii="Times New Roman" w:hAnsi="Times New Roman" w:cs="Times New Roman"/>
+          <w:sz w:val="20"/>
+          <w:szCs w:val="20"/>
+        </w:rPr>
+      </w:pPr>
+    </w:p>
+    <w:p>
+      <w:pPr>
+        <w:jc w:val="both"/>
+        <w:rPr>
+          <w:rFonts w:ascii="Times New Roman" w:hAnsi="Times New Roman" w:cs="Times New Roman"/>
+          <w:sz w:val="20"/>
+          <w:szCs w:val="20"/>
+        </w:rPr>
+      </w:pPr>
+    </w:p>
+    <w:p>
+      <w:pPr>
+        <w:jc w:val="both"/>
+        <w:rPr>
+          <w:rFonts w:ascii="Times New Roman" w:hAnsi="Times New Roman" w:cs="Times New Roman"/>
+          <w:sz w:val="20"/>
+          <w:szCs w:val="20"/>
+        </w:rPr>
+      </w:pPr>
+    </w:p>
+    <w:p>
+      <w:pPr>
+        <w:jc w:val="both"/>
+        <w:rPr>
+          <w:rFonts w:ascii="Times New Roman" w:hAnsi="Times New Roman" w:cs="Times New Roman"/>
+          <w:sz w:val="20"/>
+          <w:szCs w:val="20"/>
+        </w:rPr>
+      </w:pPr>
+      <w:r>
+        <w:rPr>
+          <w:rFonts w:ascii="Times New Roman" w:hAnsi="Times New Roman" w:cs="Times New Roman"/>
+          <w:sz w:val="20"/>
+          <w:szCs w:val="20"/>
+        </w:rPr>
+        <w:t xml:space="preserve">A dinamikus, volumengenerált díjak jelentős bizalmatlanságot és tervezhetetlenséget szülnek egy olyan környezetben, ahol a lakástulajdonosok a legértékesebb vagyontárgyukat vonják be fedezetként, a befektetők pedig precíziós, lokális kitettséget keresnek. Ennek kiküszöbölésére és a platform egyedülálló szintetikus értékajánlatának monetizálására a REX egy szigorúan fixált, tranzakció-alapú architektúrát alkalmaz, amely tudatosan magasabb belépési és kilépési pontokat határoz meg, cserébe viszont teljes mértékben eliminálja a hagyományos pénzügyi rendszerek leginkább értékromboló elemeit: az éveszköz-arányos (AUM) alapkezelési díjakat, a teljesítményarányos sikerdíjakat és a kamatos kamat elvén felhalmozódó adósságszolgálatot. A REX </w:t>
+      </w:r>
+      <w:r>
+        <w:rPr>
+          <w:rFonts w:ascii="Times New Roman" w:hAnsi="Times New Roman" w:cs="Times New Roman"/>
+          <w:sz w:val="20"/>
+          <w:szCs w:val="20"/>
+        </w:rPr>
+        <w:lastRenderedPageBreak/>
+        <w:t>portfólió tartása a befektetők és a tőkefelszabadító tulajdonosok számára egyaránt költségmentes, a rendszer működését az eszközéletciklushoz kötött rögzített levonások biztosítják</w:t>
+      </w:r>
+      <w:r>
+        <w:rPr>
+          <w:rFonts w:ascii="Times New Roman" w:hAnsi="Times New Roman" w:cs="Times New Roman"/>
+          <w:sz w:val="20"/>
+          <w:szCs w:val="20"/>
+        </w:rPr>
+        <w:t>.</w:t>
       </w:r>
     </w:p>
     <w:p>
@@ -1582,7 +4041,41 @@
           <w:sz w:val="20"/>
           <w:szCs w:val="20"/>
         </w:rPr>
-        <w:t xml:space="preserve">-t, jellemzően kettő és öt százalék közötti folyósítási, értékbecslési és közjegyzői zárási költséget (closing costs) fizet ki azonnal. Ezt követően egy olyan fix, jelenlegi környezetben gyakran hét-kilenc százalékos éves kamatlábat kell fizetnie, amely az évek során drasztikusan erodálja a vagyonát, és havi szintű készpénzkiáramlást (cash-flow drain) okoz. A HELOC esetében a változó kamatozás miatt a tulajdonos a jegybanki alapkamat-emelések azonnali hatásának van kitéve. A REX két százalékos nyitó és két százalékos záró díja ezzel szemben egy végleges, rögzített költség. A tulajdonos nem fizet kamatot, nincs havi törlesztőrészlete, és nincs kényszerlikvidációs kockázata a </w:t>
+        <w:t xml:space="preserve">-t, jellemzően kettő és öt százalék közötti folyósítási, értékbecslési és közjegyzői zárási költséget (closing costs) fizet ki azonnal. Ezt követően egy olyan fix, jelenlegi környezetben gyakran hét-kilenc százalékos éves kamatlábat kell fizetnie, amely az évek során drasztikusan erodálja a vagyonát, és havi szintű készpénzkiáramlást (cash-flow drain) okoz. A HELOC esetében a változó kamatozás miatt a tulajdonos a jegybanki alapkamat-emelések azonnali hatásának van kitéve. A REX két százalékos nyitó és két százalékos záró díja ezzel szemben egy végleges, rögzített költség. A tulajdonos nem fizet kamatot, nincs havi törlesztőrészlete, és nincs kényszerlikvidációs kockázata a jövedelemkiesés miatt. A REX prémiumának hozzáadott értéke </w:t>
+      </w:r>
+      <w:r>
+        <w:rPr>
+          <w:rFonts w:ascii="Times New Roman" w:hAnsi="Times New Roman" w:cs="Times New Roman"/>
+          <w:sz w:val="20"/>
+          <w:szCs w:val="20"/>
+        </w:rPr>
+        <w:t>a rugalmasság</w:t>
+      </w:r>
+      <w:r>
+        <w:rPr>
+          <w:rFonts w:ascii="Times New Roman" w:hAnsi="Times New Roman" w:cs="Times New Roman"/>
+          <w:sz w:val="20"/>
+          <w:szCs w:val="20"/>
+        </w:rPr>
+        <w:t xml:space="preserve"> a készpénzszegény háztartások számára.</w:t>
+      </w:r>
+    </w:p>
+    <w:p>
+      <w:pPr>
+        <w:jc w:val="both"/>
+        <w:rPr>
+          <w:rFonts w:ascii="Times New Roman" w:hAnsi="Times New Roman" w:cs="Times New Roman"/>
+          <w:sz w:val="20"/>
+          <w:szCs w:val="20"/>
+        </w:rPr>
+      </w:pPr>
+      <w:r>
+        <w:rPr>
+          <w:rFonts w:ascii="Times New Roman" w:hAnsi="Times New Roman" w:cs="Times New Roman"/>
+          <w:sz w:val="20"/>
+          <w:szCs w:val="20"/>
+        </w:rPr>
+        <w:t xml:space="preserve">A befektetői oldalon a REX közvetlen alternatívái a Real Estate Investment Trust (REIT) alapok és az ingatlanpiaci ETF-ek. A hagyományos, nem tőzsdén forgalmazott zártvégű REIT-ek (mint a globális piacot domináló intézményi alapok) átláthatatlan és rendkívül magas belső díjstruktúrával operálnak. Jellemző az egy-másfél százalékos éves alapkezelési díj, amelyet kiegészít egy tizenkettő-húsz százalék közötti teljesítményarányos sikerdíj a meghatározott hozamküszöb felett. Egy öt éves tartási időszak alatt ezek a folyamatos levonások masszív </w:t>
       </w:r>
       <w:r>
         <w:rPr>
@@ -1591,41 +4084,7 @@
           <w:szCs w:val="20"/>
         </w:rPr>
         <w:lastRenderedPageBreak/>
-        <w:t xml:space="preserve">jövedelemkiesés miatt. A REX prémiumának hozzáadott értéke </w:t>
-      </w:r>
-      <w:r>
-        <w:rPr>
-          <w:rFonts w:ascii="Times New Roman" w:hAnsi="Times New Roman" w:cs="Times New Roman"/>
-          <w:sz w:val="20"/>
-          <w:szCs w:val="20"/>
-        </w:rPr>
-        <w:t>a rugalmasság</w:t>
-      </w:r>
-      <w:r>
-        <w:rPr>
-          <w:rFonts w:ascii="Times New Roman" w:hAnsi="Times New Roman" w:cs="Times New Roman"/>
-          <w:sz w:val="20"/>
-          <w:szCs w:val="20"/>
-        </w:rPr>
-        <w:t xml:space="preserve"> a készpénzszegény háztartások számára.</w:t>
-      </w:r>
-    </w:p>
-    <w:p>
-      <w:pPr>
-        <w:jc w:val="both"/>
-        <w:rPr>
-          <w:rFonts w:ascii="Times New Roman" w:hAnsi="Times New Roman" w:cs="Times New Roman"/>
-          <w:sz w:val="20"/>
-          <w:szCs w:val="20"/>
-        </w:rPr>
-      </w:pPr>
-      <w:r>
-        <w:rPr>
-          <w:rFonts w:ascii="Times New Roman" w:hAnsi="Times New Roman" w:cs="Times New Roman"/>
-          <w:sz w:val="20"/>
-          <w:szCs w:val="20"/>
-        </w:rPr>
-        <w:t>A befektetői oldalon a REX közvetlen alternatívái a Real Estate Investment Trust (REIT) alapok és az ingatlanpiaci ETF-ek. A hagyományos, nem tőzsdén forgalmazott zártvégű REIT-ek (mint a globális piacot domináló intézményi alapok) átláthatatlan és rendkívül magas belső díjstruktúrával operálnak. Jellemző az egy-másfél százalékos éves alapkezelési díj, amelyet kiegészít egy tizenkettő-húsz százalék közötti teljesítményarányos sikerdíj a meghatározott hozamküszöb felett. Egy öt éves tartási időszak alatt ezek a folyamatos levonások masszív mértékben felemésztik az eszköz nettó értékét. A REX esetében a nulla százalékos AUM díj garantálja, hogy az inflációkövető ingatlanpiaci hozam teljes egészében a befektetőnél marad.</w:t>
+        <w:t>mértékben felemésztik az eszköz nettó értékét. A REX esetében a nulla százalékos AUM díj garantálja, hogy az inflációkövető ingatlanpiaci hozam teljes egészében a befektetőnél marad.</w:t>
       </w:r>
     </w:p>
     <w:p>
@@ -1704,7 +4163,260 @@
           <w:sz w:val="20"/>
           <w:szCs w:val="20"/>
         </w:rPr>
-        <w:t>A REX architektúra piaci pozicionálását vizsgálva a politikai és szabályozói környezet jelenti a legnagyobb akadályt, de egyben a legszélesebb védvonalat is. A hagyományos Real Estate ETF-ek, mint a Vanguard VNQI, vagy a nyilvánosan forgalmazott REIT-ek a legszigorúbb tőzsdefelügyeleti keretek között működnek. Ezzel szemben a tokenizált lakossági ingatlantőke egy szabályozói szürkezónában mozog. A politikai nyomás kettős jellegű: egyrészt a kormányzatok a lakhatási válság és a magas kamatkörnyezet miatt támogatják a lakossági teherviselést csökkentő innovációkat, másrészt a hagyományos bankrendszer – amelynek a HELOC és a HELoan termékek masszív kamatbevételeket generálnak – erős lobbitevékenységet folytat az adósságmentes alternatívák ellen. A REX rendszernek politikai és jogi szinten kell bizonyítania, hogy a tokenizált részvények és az AMM poolokban forgó eszközök nem minősülnek engedély nélküli értékpapír-kibocsátásnak, hanem egy új, szabályozott szintetikus eszközosztályt képviselnek, amely transzparens, a nemzeti földhivatali rendszerekkel szinkronizálható jogi és adózási keretrendszerrel rendelkezik.</w:t>
+        <w:t>Az elemzések előtt érdemes áttekinteni A díjstruktúra elemzésekor előkerült kompetitív körkép vizsgálata néhány konkrétabb célra. Ehhez elvégzünk egy áttekintésst a</w:t>
+      </w:r>
+      <w:r>
+        <w:rPr>
+          <w:rFonts w:ascii="Times New Roman" w:hAnsi="Times New Roman" w:cs="Times New Roman"/>
+          <w:sz w:val="20"/>
+          <w:szCs w:val="20"/>
+        </w:rPr>
+        <w:t xml:space="preserve"> lokális lakásárindexek lekövetésének problémáj</w:t>
+      </w:r>
+      <w:r>
+        <w:rPr>
+          <w:rFonts w:ascii="Times New Roman" w:hAnsi="Times New Roman" w:cs="Times New Roman"/>
+          <w:sz w:val="20"/>
+          <w:szCs w:val="20"/>
+        </w:rPr>
+        <w:t>áról</w:t>
+      </w:r>
+      <w:r>
+        <w:rPr>
+          <w:rFonts w:ascii="Times New Roman" w:hAnsi="Times New Roman" w:cs="Times New Roman"/>
+          <w:sz w:val="20"/>
+          <w:szCs w:val="20"/>
+        </w:rPr>
+        <w:t xml:space="preserve"> és befektetési eszközei</w:t>
+      </w:r>
+      <w:r>
+        <w:rPr>
+          <w:rFonts w:ascii="Times New Roman" w:hAnsi="Times New Roman" w:cs="Times New Roman"/>
+          <w:sz w:val="20"/>
+          <w:szCs w:val="20"/>
+        </w:rPr>
+        <w:t>ről.</w:t>
+      </w:r>
+    </w:p>
+    <w:p>
+      <w:pPr>
+        <w:jc w:val="both"/>
+        <w:rPr>
+          <w:rFonts w:ascii="Times New Roman" w:hAnsi="Times New Roman" w:cs="Times New Roman"/>
+          <w:sz w:val="20"/>
+          <w:szCs w:val="20"/>
+        </w:rPr>
+      </w:pPr>
+      <w:r>
+        <w:rPr>
+          <w:rFonts w:ascii="Times New Roman" w:hAnsi="Times New Roman" w:cs="Times New Roman"/>
+          <w:sz w:val="20"/>
+          <w:szCs w:val="20"/>
+        </w:rPr>
+        <w:t>A lakóingatlan-piaci befektetések egyik legfőbb strukturális kihívása, hogy a specifikus, lokális lakásárindexek (mint például egy adott város ármozgását mutató referenciamutatók) közvetlen, likvid értékpapírokon keresztüli lekövetése szinte lehetetlen. A lakóingatlan heterogén és illikvid eszköz, így az S&amp;P 500-hoz hasonló, tiszta indexkövető alapok ezen a piacon fizikai és pénzügyi korlátokba ütköznek. Ennek eredményeként a befektetőknek kompromisszumot kell kötniük a likviditás, a földrajzi fókusz és a mögöttes indexszel való korreláció tekintetében.</w:t>
+      </w:r>
+    </w:p>
+    <w:p>
+      <w:pPr>
+        <w:jc w:val="both"/>
+        <w:rPr>
+          <w:rFonts w:ascii="Times New Roman" w:hAnsi="Times New Roman" w:cs="Times New Roman"/>
+          <w:sz w:val="20"/>
+          <w:szCs w:val="20"/>
+        </w:rPr>
+      </w:pPr>
+      <w:r>
+        <w:rPr>
+          <w:rFonts w:ascii="Times New Roman" w:hAnsi="Times New Roman" w:cs="Times New Roman"/>
+          <w:sz w:val="20"/>
+          <w:szCs w:val="20"/>
+        </w:rPr>
+        <w:t>Az amerikai piacon a legszélesebb körben hivatkozott mérőszámok az S&amp;P CoreLogic Case-Shiller indexek. Ha egy befektető célzottan a Los Angeles-i lakásárakat (Case-Shiller Los Angeles Home Price Index) kívánja lekövetni, hagyományos ETF-ekkel nem érhet el pontos eredményt. Az olyan alapok, mint a REZ vagy a RESI, országos szinten diverzifikáltak; az általános amerikai makrotrendekkel korrelálnak, de egy-egy specifikus nagyváros kilengéseit kisimítják. Az egyetlen tiszta és közvetlen megoldást a lokális piacok követésére a CME (Chicago Mercantile Exchange) Case-Shiller határidős szerződései (futures) jelentik. Ezek a derivatívák 1:1 arányban követik az adott város – például Los Angeles vagy New York – indexét, azonban margin-követelményeik és komplexitásuk miatt szigorúan intézményi és spekulatív, semmint hagyományos lakossági eszközök.</w:t>
+      </w:r>
+    </w:p>
+    <w:p>
+      <w:pPr>
+        <w:jc w:val="both"/>
+        <w:rPr>
+          <w:rFonts w:ascii="Times New Roman" w:hAnsi="Times New Roman" w:cs="Times New Roman"/>
+          <w:sz w:val="20"/>
+          <w:szCs w:val="20"/>
+        </w:rPr>
+      </w:pPr>
+      <w:r>
+        <w:rPr>
+          <w:rFonts w:ascii="Times New Roman" w:hAnsi="Times New Roman" w:cs="Times New Roman"/>
+          <w:sz w:val="20"/>
+          <w:szCs w:val="20"/>
+        </w:rPr>
+        <w:t>London és a brit lakáspiac: A Halifax és az ONS indexek A brit lakáspiac, és különösen London esetében a referenciát az ONS (Office for National Statistics) vagy a Halifax lakásárindexei jelentik. Bár a londoni prémium ingatlanpiac globális menedéknek számít, tiszta lakossági indexkövető itt sincs. A brit REIT-ek (mint a korábban említett PRS REIT) stabil korrelációt mutatnak az elővárosi, Londonon kívüli bérleti hozamokkal és árnövekedéssel, de a főváros specifikus indexét nem képesek lefedni. Aki célzottan a londoni piacra keres kitettséget, az jellemzően helyi fókuszú ingatlanfejlesztők (pl. Berkeley Group) részvényein keresztül teheti ezt meg. Ezek az eszközök azonban torzítanak: árfolyamuk sokszor szorosabban korrelál az építőanyag-árakkal, az aktuális hitelkamatokkal és a menedzsment hatékonyságával, mint magával a londoni lakásárindexszel.</w:t>
+      </w:r>
+    </w:p>
+    <w:p>
+      <w:pPr>
+        <w:jc w:val="both"/>
+        <w:rPr>
+          <w:rFonts w:ascii="Times New Roman" w:hAnsi="Times New Roman" w:cs="Times New Roman"/>
+          <w:sz w:val="20"/>
+          <w:szCs w:val="20"/>
+        </w:rPr>
+      </w:pPr>
+      <w:r>
+        <w:rPr>
+          <w:rFonts w:ascii="Times New Roman" w:hAnsi="Times New Roman" w:cs="Times New Roman"/>
+          <w:sz w:val="20"/>
+          <w:szCs w:val="20"/>
+        </w:rPr>
+        <w:t>Budapest és a hazai piac: Az MNB és a KSH indexek A magyarországi, azon belül a budapesti lakásárindex (MNB, KSH) értékpapírosított formában történő replikálása a leginkább korlátozott. A hazai piacon a leggyakrabban használt proxyk – mint a nagy nyílt végű ingatlanalapok – valójában kereskedelmi, irodai és logisztikai portfóliókat kezelnek, így korrelációjuk a lakásárindexekkel fundamentálisan alacsony. A tőzsdén jegyzett ingatlanközvetítők (mint a Duna House) részvényárfolyama pedig egy teljesen más metrikával: a tranzakciós volumennel és a hitelkihelyezési hajlandósággal korrelál. Egy magas árszinten megrekedt, de tranzakciók nélküli ("befagyott") piacon a lakásárindex magasan állhat, miközben a közvetítőcég bevételei esnek. Emiatt a budapesti index pontos követésére az egyetlen valós alternatíva a fizikai lakóingatlan közvetlen birtoklása marad. Ez a módszer maximalizálja a korrelációt, de feláldozza a likviditást, és a közvetítői hálózatokon keresztüli adásvételkor azonnal jelentős, 3-5% közötti súrlódási költséget (friction cost) generál.</w:t>
+      </w:r>
+    </w:p>
+    <w:p>
+      <w:pPr>
+        <w:jc w:val="both"/>
+        <w:rPr>
+          <w:rFonts w:ascii="Times New Roman" w:hAnsi="Times New Roman" w:cs="Times New Roman"/>
+          <w:sz w:val="20"/>
+          <w:szCs w:val="20"/>
+        </w:rPr>
+      </w:pPr>
+      <w:r>
+        <w:rPr>
+          <w:rFonts w:ascii="Times New Roman" w:hAnsi="Times New Roman" w:cs="Times New Roman"/>
+          <w:sz w:val="20"/>
+          <w:szCs w:val="20"/>
+        </w:rPr>
+        <w:t>Össze</w:t>
+      </w:r>
+      <w:r>
+        <w:rPr>
+          <w:rFonts w:ascii="Times New Roman" w:hAnsi="Times New Roman" w:cs="Times New Roman"/>
+          <w:sz w:val="20"/>
+          <w:szCs w:val="20"/>
+        </w:rPr>
+        <w:t>s</w:t>
+      </w:r>
+      <w:r>
+        <w:rPr>
+          <w:rFonts w:ascii="Times New Roman" w:hAnsi="Times New Roman" w:cs="Times New Roman"/>
+          <w:sz w:val="20"/>
+          <w:szCs w:val="20"/>
+        </w:rPr>
+        <w:t>s</w:t>
+      </w:r>
+      <w:r>
+        <w:rPr>
+          <w:rFonts w:ascii="Times New Roman" w:hAnsi="Times New Roman" w:cs="Times New Roman"/>
+          <w:sz w:val="20"/>
+          <w:szCs w:val="20"/>
+        </w:rPr>
+        <w:t>égében</w:t>
+      </w:r>
+      <w:r>
+        <w:rPr>
+          <w:rFonts w:ascii="Times New Roman" w:hAnsi="Times New Roman" w:cs="Times New Roman"/>
+          <w:sz w:val="20"/>
+          <w:szCs w:val="20"/>
+        </w:rPr>
+        <w:t xml:space="preserve"> </w:t>
+      </w:r>
+      <w:r>
+        <w:rPr>
+          <w:rFonts w:ascii="Times New Roman" w:hAnsi="Times New Roman" w:cs="Times New Roman"/>
+          <w:sz w:val="20"/>
+          <w:szCs w:val="20"/>
+        </w:rPr>
+        <w:t>a</w:t>
+      </w:r>
+      <w:r>
+        <w:rPr>
+          <w:rFonts w:ascii="Times New Roman" w:hAnsi="Times New Roman" w:cs="Times New Roman"/>
+          <w:sz w:val="20"/>
+          <w:szCs w:val="20"/>
+        </w:rPr>
+        <w:t xml:space="preserve"> befektetési piacok logikája alapján kijelenthető, hogy minél specifikusabb (lokálisabb) egy lakásárindex, annál drágább és nehezebb azt likvid értékpapírokkal lekövetni. Míg a szélesebb régiókat ETF-ekkel vagy REIT-ekkel jó közelítéssel és alacsony díjakkal, de gyenge korrelációval lehet lefedni, a specifikus (Los Angeles-i, londoni vagy budapesti) indexek hajszálpontos követése vagy magas kockázatú derivatívákat, vagy jelentős tranzakciós díjakkal terhelt, illikvid fizikai eszközvásárlást követel meg.</w:t>
+      </w:r>
+    </w:p>
+    <w:p>
+      <w:pPr>
+        <w:jc w:val="both"/>
+        <w:rPr>
+          <w:rFonts w:ascii="Times New Roman" w:hAnsi="Times New Roman" w:cs="Times New Roman"/>
+          <w:sz w:val="20"/>
+          <w:szCs w:val="20"/>
+        </w:rPr>
+      </w:pPr>
+      <w:r>
+        <w:rPr>
+          <w:rFonts w:ascii="Times New Roman" w:hAnsi="Times New Roman" w:cs="Times New Roman"/>
+          <w:sz w:val="20"/>
+          <w:szCs w:val="20"/>
+        </w:rPr>
+        <w:t>Ez az áttekintés nagy hangsúlyt ad a</w:t>
+      </w:r>
+      <w:r>
+        <w:rPr>
+          <w:rFonts w:ascii="Times New Roman" w:hAnsi="Times New Roman" w:cs="Times New Roman"/>
+          <w:sz w:val="20"/>
+          <w:szCs w:val="20"/>
+        </w:rPr>
+        <w:t xml:space="preserve"> </w:t>
+      </w:r>
+      <w:r>
+        <w:rPr>
+          <w:rFonts w:ascii="Times New Roman" w:hAnsi="Times New Roman" w:cs="Times New Roman"/>
+          <w:sz w:val="20"/>
+          <w:szCs w:val="20"/>
+        </w:rPr>
+        <w:t>hozzáférhetőség és likviditásteremtés hozzáadott értékének a REX esetében, és mint látható ez több régióban új piacot is képes teremteni.</w:t>
+      </w:r>
+    </w:p>
+    <w:p>
+      <w:pPr>
+        <w:jc w:val="both"/>
+        <w:rPr>
+          <w:rFonts w:ascii="Times New Roman" w:hAnsi="Times New Roman" w:cs="Times New Roman"/>
+          <w:b/>
+          <w:bCs/>
+          <w:sz w:val="20"/>
+          <w:szCs w:val="20"/>
+        </w:rPr>
+      </w:pPr>
+      <w:r>
+        <w:rPr>
+          <w:rFonts w:ascii="Times New Roman" w:hAnsi="Times New Roman" w:cs="Times New Roman"/>
+          <w:b/>
+          <w:bCs/>
+          <w:sz w:val="20"/>
+          <w:szCs w:val="20"/>
+        </w:rPr>
+        <w:t>PESTEL</w:t>
+      </w:r>
+    </w:p>
+    <w:p>
+      <w:pPr>
+        <w:jc w:val="both"/>
+        <w:rPr>
+          <w:rFonts w:ascii="Times New Roman" w:hAnsi="Times New Roman" w:cs="Times New Roman"/>
+          <w:sz w:val="20"/>
+          <w:szCs w:val="20"/>
+        </w:rPr>
+      </w:pPr>
+      <w:r>
+        <w:rPr>
+          <w:rFonts w:ascii="Times New Roman" w:hAnsi="Times New Roman" w:cs="Times New Roman"/>
+          <w:sz w:val="20"/>
+          <w:szCs w:val="20"/>
+        </w:rPr>
+        <w:t xml:space="preserve">A REX architektúra piaci pozicionálását vizsgálva a politikai és szabályozói környezet jelenti a legnagyobb akadályt, de egyben a legszélesebb védvonalat is. A hagyományos Real Estate ETF-ek, mint a Vanguard VNQI, vagy a nyilvánosan forgalmazott REIT-ek a legszigorúbb tőzsdefelügyeleti keretek között működnek. Ezzel </w:t>
+      </w:r>
+      <w:r>
+        <w:rPr>
+          <w:rFonts w:ascii="Times New Roman" w:hAnsi="Times New Roman" w:cs="Times New Roman"/>
+          <w:sz w:val="20"/>
+          <w:szCs w:val="20"/>
+        </w:rPr>
+        <w:lastRenderedPageBreak/>
+        <w:t>szemben a tokenizált lakossági ingatlantőke egy szabályozói szürkezónában mozog. A politikai nyomás kettős jellegű: egyrészt a kormányzatok a lakhatási válság és a magas kamatkörnyezet miatt támogatják a lakossági teherviselést csökkentő innovációkat, másrészt a hagyományos bankrendszer – amelynek a HELOC és a HELoan termékek masszív kamatbevételeket generálnak – erős lobbitevékenységet folytat az adósságmentes alternatívák ellen. A REX rendszernek politikai és jogi szinten kell bizonyítania, hogy a tokenizált részvények és az AMM poolokban forgó eszközök nem minősülnek engedély nélküli értékpapír-kibocsátásnak, hanem egy új, szabályozott szintetikus eszközosztályt képviselnek, amely transzparens, a nemzeti földhivatali rendszerekkel szinkronizálható jogi és adózási keretrendszerrel rendelkezik.</w:t>
       </w:r>
     </w:p>
     <w:p>
@@ -1730,17 +4442,21 @@
         <w:jc w:val="both"/>
         <w:rPr>
           <w:rFonts w:ascii="Times New Roman" w:hAnsi="Times New Roman" w:cs="Times New Roman"/>
-          <w:sz w:val="20"/>
-          <w:szCs w:val="20"/>
-        </w:rPr>
-      </w:pPr>
-      <w:r>
-        <w:rPr>
-          <w:rFonts w:ascii="Times New Roman" w:hAnsi="Times New Roman" w:cs="Times New Roman"/>
-          <w:sz w:val="20"/>
-          <w:szCs w:val="20"/>
-        </w:rPr>
-        <w:t>A REX rendszer stratégiai versenyelemzése és piaci potenciálja</w:t>
+          <w:b/>
+          <w:bCs/>
+          <w:sz w:val="20"/>
+          <w:szCs w:val="20"/>
+        </w:rPr>
+      </w:pPr>
+      <w:r>
+        <w:rPr>
+          <w:rFonts w:ascii="Times New Roman" w:hAnsi="Times New Roman" w:cs="Times New Roman"/>
+          <w:b/>
+          <w:bCs/>
+          <w:sz w:val="20"/>
+          <w:szCs w:val="20"/>
+        </w:rPr>
+        <w:t>SWOT</w:t>
       </w:r>
     </w:p>
     <w:p>
@@ -2712,6 +5428,123 @@
     </w:lvl>
   </w:abstractNum>
   <w:abstractNum w:abstractNumId="7" w15:restartNumberingAfterBreak="0">
+    <w:nsid w:val="67B60849"/>
+    <w:multiLevelType w:val="multilevel"/>
+    <w:tmpl w:val="EFEAA7D6"/>
+    <w:lvl w:ilvl="0">
+      <w:start w:val="1"/>
+      <w:numFmt w:val="decimal"/>
+      <w:lvlText w:val="%1."/>
+      <w:lvlJc w:val="left"/>
+      <w:pPr>
+        <w:tabs>
+          <w:tab w:val="num" w:pos="720"/>
+        </w:tabs>
+        <w:ind w:left="720" w:hanging="360"/>
+      </w:pPr>
+    </w:lvl>
+    <w:lvl w:ilvl="1">
+      <w:start w:val="1"/>
+      <w:numFmt w:val="bullet"/>
+      <w:lvlText w:val="o"/>
+      <w:lvlJc w:val="left"/>
+      <w:pPr>
+        <w:tabs>
+          <w:tab w:val="num" w:pos="1440"/>
+        </w:tabs>
+        <w:ind w:left="1440" w:hanging="360"/>
+      </w:pPr>
+      <w:rPr>
+        <w:rFonts w:ascii="Courier New" w:hAnsi="Courier New" w:hint="default"/>
+        <w:sz w:val="20"/>
+      </w:rPr>
+    </w:lvl>
+    <w:lvl w:ilvl="2" w:tentative="1">
+      <w:start w:val="1"/>
+      <w:numFmt w:val="decimal"/>
+      <w:lvlText w:val="%3."/>
+      <w:lvlJc w:val="left"/>
+      <w:pPr>
+        <w:tabs>
+          <w:tab w:val="num" w:pos="2160"/>
+        </w:tabs>
+        <w:ind w:left="2160" w:hanging="360"/>
+      </w:pPr>
+    </w:lvl>
+    <w:lvl w:ilvl="3" w:tentative="1">
+      <w:start w:val="1"/>
+      <w:numFmt w:val="decimal"/>
+      <w:lvlText w:val="%4."/>
+      <w:lvlJc w:val="left"/>
+      <w:pPr>
+        <w:tabs>
+          <w:tab w:val="num" w:pos="2880"/>
+        </w:tabs>
+        <w:ind w:left="2880" w:hanging="360"/>
+      </w:pPr>
+    </w:lvl>
+    <w:lvl w:ilvl="4" w:tentative="1">
+      <w:start w:val="1"/>
+      <w:numFmt w:val="decimal"/>
+      <w:lvlText w:val="%5."/>
+      <w:lvlJc w:val="left"/>
+      <w:pPr>
+        <w:tabs>
+          <w:tab w:val="num" w:pos="3600"/>
+        </w:tabs>
+        <w:ind w:left="3600" w:hanging="360"/>
+      </w:pPr>
+    </w:lvl>
+    <w:lvl w:ilvl="5" w:tentative="1">
+      <w:start w:val="1"/>
+      <w:numFmt w:val="decimal"/>
+      <w:lvlText w:val="%6."/>
+      <w:lvlJc w:val="left"/>
+      <w:pPr>
+        <w:tabs>
+          <w:tab w:val="num" w:pos="4320"/>
+        </w:tabs>
+        <w:ind w:left="4320" w:hanging="360"/>
+      </w:pPr>
+    </w:lvl>
+    <w:lvl w:ilvl="6" w:tentative="1">
+      <w:start w:val="1"/>
+      <w:numFmt w:val="decimal"/>
+      <w:lvlText w:val="%7."/>
+      <w:lvlJc w:val="left"/>
+      <w:pPr>
+        <w:tabs>
+          <w:tab w:val="num" w:pos="5040"/>
+        </w:tabs>
+        <w:ind w:left="5040" w:hanging="360"/>
+      </w:pPr>
+    </w:lvl>
+    <w:lvl w:ilvl="7" w:tentative="1">
+      <w:start w:val="1"/>
+      <w:numFmt w:val="decimal"/>
+      <w:lvlText w:val="%8."/>
+      <w:lvlJc w:val="left"/>
+      <w:pPr>
+        <w:tabs>
+          <w:tab w:val="num" w:pos="5760"/>
+        </w:tabs>
+        <w:ind w:left="5760" w:hanging="360"/>
+      </w:pPr>
+    </w:lvl>
+    <w:lvl w:ilvl="8" w:tentative="1">
+      <w:start w:val="1"/>
+      <w:numFmt w:val="decimal"/>
+      <w:lvlText w:val="%9."/>
+      <w:lvlJc w:val="left"/>
+      <w:pPr>
+        <w:tabs>
+          <w:tab w:val="num" w:pos="6480"/>
+        </w:tabs>
+        <w:ind w:left="6480" w:hanging="360"/>
+      </w:pPr>
+    </w:lvl>
+  </w:abstractNum>
+  <w:abstractNum w:abstractNumId="8" w15:restartNumberingAfterBreak="0">
     <w:nsid w:val="73C47BD5"/>
     <w:multiLevelType w:val="multilevel"/>
     <w:tmpl w:val="C400D04A"/>
@@ -2860,7 +5693,7 @@
       </w:rPr>
     </w:lvl>
   </w:abstractNum>
-  <w:abstractNum w:abstractNumId="8" w15:restartNumberingAfterBreak="0">
+  <w:abstractNum w:abstractNumId="9" w15:restartNumberingAfterBreak="0">
     <w:nsid w:val="758F2E21"/>
     <w:multiLevelType w:val="hybridMultilevel"/>
     <w:tmpl w:val="AC167CE0"/>
@@ -2973,7 +5806,7 @@
       </w:rPr>
     </w:lvl>
   </w:abstractNum>
-  <w:abstractNum w:abstractNumId="9" w15:restartNumberingAfterBreak="0">
+  <w:abstractNum w:abstractNumId="10" w15:restartNumberingAfterBreak="0">
     <w:nsid w:val="778A3C2D"/>
     <w:multiLevelType w:val="multilevel"/>
     <w:tmpl w:val="A5AE7F7E"/>
@@ -3093,7 +5926,7 @@
     <w:abstractNumId w:val="3"/>
   </w:num>
   <w:num w:numId="3" w16cid:durableId="1937057246">
-    <w:abstractNumId w:val="8"/>
+    <w:abstractNumId w:val="9"/>
   </w:num>
   <w:num w:numId="4" w16cid:durableId="1236624971">
     <w:abstractNumId w:val="0"/>
@@ -3105,7 +5938,7 @@
     <w:abstractNumId w:val="6"/>
   </w:num>
   <w:num w:numId="7" w16cid:durableId="322663422">
-    <w:abstractNumId w:val="7"/>
+    <w:abstractNumId w:val="8"/>
   </w:num>
   <w:num w:numId="8" w16cid:durableId="1045830084">
     <w:abstractNumId w:val="4"/>
@@ -3114,7 +5947,10 @@
     <w:abstractNumId w:val="1"/>
   </w:num>
   <w:num w:numId="10" w16cid:durableId="1010647406">
-    <w:abstractNumId w:val="9"/>
+    <w:abstractNumId w:val="10"/>
+  </w:num>
+  <w:num w:numId="11" w16cid:durableId="698504894">
+    <w:abstractNumId w:val="7"/>
   </w:num>
 </w:numbering>
 </file>
@@ -3722,7 +6558,6 @@
   <w:style w:type="character" w:default="1" w:styleId="DefaultParagraphFont">
     <w:name w:val="Default Paragraph Font"/>
     <w:uiPriority w:val="1"/>
-    <w:semiHidden/>
     <w:unhideWhenUsed/>
   </w:style>
   <w:style w:type="table" w:default="1" w:styleId="TableNormal">
